--- a/use case.docx
+++ b/use case.docx
@@ -57,8 +57,6 @@
         </w:rPr>
         <w:t>p</w:t>
       </w:r>
-      <w:bookmarkStart w:id="0" w:name="_GoBack"/>
-      <w:bookmarkEnd w:id="0"/>
     </w:p>
     <w:tbl>
       <w:tblPr>
@@ -18461,6 +18459,7 @@
           <w:p>
             <w:pPr>
               <w:numPr>
+                <w:ilvl w:val="0"/>
                 <w:numId w:val="0"/>
               </w:numPr>
               <w:bidi w:val="0"/>
@@ -18678,6 +18677,7 @@
           <w:p>
             <w:pPr>
               <w:numPr>
+                <w:ilvl w:val="0"/>
                 <w:numId w:val="0"/>
               </w:numPr>
               <w:bidi w:val="0"/>
@@ -18746,6 +18746,7 @@
           <w:p>
             <w:pPr>
               <w:numPr>
+                <w:ilvl w:val="0"/>
                 <w:numId w:val="0"/>
               </w:numPr>
               <w:bidi w:val="0"/>
@@ -18853,6 +18854,7 @@
           <w:p>
             <w:pPr>
               <w:numPr>
+                <w:ilvl w:val="0"/>
                 <w:numId w:val="0"/>
               </w:numPr>
               <w:bidi w:val="0"/>
@@ -18950,6 +18952,7 @@
           <w:p>
             <w:pPr>
               <w:numPr>
+                <w:ilvl w:val="0"/>
                 <w:numId w:val="0"/>
               </w:numPr>
               <w:bidi w:val="0"/>
@@ -18966,6 +18969,7 @@
             <w:pPr>
               <w:pStyle w:val="6"/>
               <w:numPr>
+                <w:ilvl w:val="0"/>
                 <w:numId w:val="0"/>
               </w:numPr>
               <w:tabs>
@@ -21207,6 +21211,7 @@
           <w:p>
             <w:pPr>
               <w:numPr>
+                <w:ilvl w:val="0"/>
                 <w:numId w:val="0"/>
               </w:numPr>
               <w:bidi w:val="0"/>
@@ -21761,6 +21766,3282 @@
         <w:jc w:val="left"/>
       </w:pPr>
     </w:p>
+    <w:p>
+      <w:pPr>
+        <w:bidi w:val="0"/>
+        <w:rPr>
+          <w:rFonts w:hint="default" w:ascii="Times New Roman" w:hAnsi="Times New Roman" w:cs="Times New Roman"/>
+          <w:sz w:val="24"/>
+          <w:szCs w:val="24"/>
+        </w:rPr>
+      </w:pPr>
+      <w:r>
+        <w:rPr>
+          <w:rFonts w:hint="default" w:ascii="Times New Roman" w:hAnsi="Times New Roman" w:cs="Times New Roman"/>
+          <w:b/>
+          <w:bCs/>
+          <w:sz w:val="24"/>
+          <w:szCs w:val="24"/>
+        </w:rPr>
+        <w:t>Emergency Service Booking</w:t>
+      </w:r>
+    </w:p>
+    <w:tbl>
+      <w:tblPr>
+        <w:tblStyle w:val="3"/>
+        <w:tblW w:w="9041" w:type="dxa"/>
+        <w:tblInd w:w="0" w:type="dxa"/>
+        <w:tblBorders>
+          <w:top w:val="single" w:color="000000" w:sz="4" w:space="0"/>
+          <w:left w:val="single" w:color="000000" w:sz="4" w:space="0"/>
+          <w:bottom w:val="single" w:color="000000" w:sz="4" w:space="0"/>
+          <w:right w:val="single" w:color="000000" w:sz="4" w:space="0"/>
+          <w:insideH w:val="single" w:color="000000" w:sz="4" w:space="0"/>
+          <w:insideV w:val="single" w:color="000000" w:sz="4" w:space="0"/>
+        </w:tblBorders>
+        <w:tblLayout w:type="fixed"/>
+        <w:tblCellMar>
+          <w:top w:w="0" w:type="dxa"/>
+          <w:left w:w="0" w:type="dxa"/>
+          <w:bottom w:w="0" w:type="dxa"/>
+          <w:right w:w="0" w:type="dxa"/>
+        </w:tblCellMar>
+      </w:tblPr>
+      <w:tblGrid>
+        <w:gridCol w:w="1951"/>
+        <w:gridCol w:w="240"/>
+        <w:gridCol w:w="3215"/>
+        <w:gridCol w:w="3493"/>
+        <w:gridCol w:w="142"/>
+      </w:tblGrid>
+      <w:tr>
+        <w:tblPrEx>
+          <w:tblBorders>
+            <w:top w:val="single" w:color="000000" w:sz="4" w:space="0"/>
+            <w:left w:val="single" w:color="000000" w:sz="4" w:space="0"/>
+            <w:bottom w:val="single" w:color="000000" w:sz="4" w:space="0"/>
+            <w:right w:val="single" w:color="000000" w:sz="4" w:space="0"/>
+            <w:insideH w:val="single" w:color="000000" w:sz="4" w:space="0"/>
+            <w:insideV w:val="single" w:color="000000" w:sz="4" w:space="0"/>
+          </w:tblBorders>
+          <w:tblCellMar>
+            <w:top w:w="0" w:type="dxa"/>
+            <w:left w:w="0" w:type="dxa"/>
+            <w:bottom w:w="0" w:type="dxa"/>
+            <w:right w:w="0" w:type="dxa"/>
+          </w:tblCellMar>
+        </w:tblPrEx>
+        <w:trPr>
+          <w:trHeight w:val="606" w:hRule="atLeast"/>
+        </w:trPr>
+        <w:tc>
+          <w:tcPr>
+            <w:tcW w:w="1951" w:type="dxa"/>
+          </w:tcPr>
+          <w:p>
+            <w:pPr>
+              <w:pStyle w:val="6"/>
+              <w:spacing w:line="360" w:lineRule="auto"/>
+              <w:jc w:val="left"/>
+              <w:rPr>
+                <w:rFonts w:hint="default" w:ascii="Times New Roman" w:hAnsi="Times New Roman" w:cs="Times New Roman"/>
+                <w:sz w:val="24"/>
+                <w:szCs w:val="24"/>
+              </w:rPr>
+            </w:pPr>
+            <w:r>
+              <w:rPr>
+                <w:rFonts w:hint="default" w:ascii="Times New Roman" w:hAnsi="Times New Roman" w:cs="Times New Roman"/>
+                <w:sz w:val="24"/>
+                <w:szCs w:val="24"/>
+              </w:rPr>
+              <w:t>Use</w:t>
+            </w:r>
+            <w:r>
+              <w:rPr>
+                <w:rFonts w:hint="default" w:ascii="Times New Roman" w:hAnsi="Times New Roman" w:cs="Times New Roman"/>
+                <w:spacing w:val="-3"/>
+                <w:sz w:val="24"/>
+                <w:szCs w:val="24"/>
+              </w:rPr>
+              <w:t xml:space="preserve"> </w:t>
+            </w:r>
+            <w:r>
+              <w:rPr>
+                <w:rFonts w:hint="default" w:ascii="Times New Roman" w:hAnsi="Times New Roman" w:cs="Times New Roman"/>
+                <w:sz w:val="24"/>
+                <w:szCs w:val="24"/>
+              </w:rPr>
+              <w:t>case</w:t>
+            </w:r>
+            <w:r>
+              <w:rPr>
+                <w:rFonts w:hint="default" w:ascii="Times New Roman" w:hAnsi="Times New Roman" w:cs="Times New Roman"/>
+                <w:spacing w:val="-2"/>
+                <w:sz w:val="24"/>
+                <w:szCs w:val="24"/>
+              </w:rPr>
+              <w:t xml:space="preserve"> </w:t>
+            </w:r>
+            <w:r>
+              <w:rPr>
+                <w:rFonts w:hint="default" w:ascii="Times New Roman" w:hAnsi="Times New Roman" w:cs="Times New Roman"/>
+                <w:sz w:val="24"/>
+                <w:szCs w:val="24"/>
+              </w:rPr>
+              <w:t>Name</w:t>
+            </w:r>
+          </w:p>
+        </w:tc>
+        <w:tc>
+          <w:tcPr>
+            <w:tcW w:w="7090" w:type="dxa"/>
+            <w:gridSpan w:val="4"/>
+          </w:tcPr>
+          <w:p>
+            <w:pPr>
+              <w:pStyle w:val="6"/>
+              <w:spacing w:line="360" w:lineRule="auto"/>
+              <w:jc w:val="left"/>
+              <w:rPr>
+                <w:rFonts w:hint="default" w:ascii="Times New Roman" w:hAnsi="Times New Roman" w:cs="Times New Roman"/>
+                <w:sz w:val="24"/>
+                <w:szCs w:val="24"/>
+                <w:lang w:val="en-US"/>
+              </w:rPr>
+            </w:pPr>
+            <w:r>
+              <w:rPr>
+                <w:rFonts w:hint="default" w:ascii="Times New Roman" w:hAnsi="Times New Roman" w:cs="Times New Roman"/>
+                <w:sz w:val="24"/>
+                <w:szCs w:val="24"/>
+              </w:rPr>
+              <w:t>Emergency Service Booking</w:t>
+            </w:r>
+          </w:p>
+        </w:tc>
+      </w:tr>
+      <w:tr>
+        <w:tblPrEx>
+          <w:tblBorders>
+            <w:top w:val="single" w:color="000000" w:sz="4" w:space="0"/>
+            <w:left w:val="single" w:color="000000" w:sz="4" w:space="0"/>
+            <w:bottom w:val="single" w:color="000000" w:sz="4" w:space="0"/>
+            <w:right w:val="single" w:color="000000" w:sz="4" w:space="0"/>
+            <w:insideH w:val="single" w:color="000000" w:sz="4" w:space="0"/>
+            <w:insideV w:val="single" w:color="000000" w:sz="4" w:space="0"/>
+          </w:tblBorders>
+          <w:tblCellMar>
+            <w:top w:w="0" w:type="dxa"/>
+            <w:left w:w="0" w:type="dxa"/>
+            <w:bottom w:w="0" w:type="dxa"/>
+            <w:right w:w="0" w:type="dxa"/>
+          </w:tblCellMar>
+        </w:tblPrEx>
+        <w:trPr>
+          <w:trHeight w:val="460" w:hRule="atLeast"/>
+        </w:trPr>
+        <w:tc>
+          <w:tcPr>
+            <w:tcW w:w="1951" w:type="dxa"/>
+          </w:tcPr>
+          <w:p>
+            <w:pPr>
+              <w:pStyle w:val="6"/>
+              <w:spacing w:line="360" w:lineRule="auto"/>
+              <w:jc w:val="left"/>
+              <w:rPr>
+                <w:rFonts w:hint="default" w:ascii="Times New Roman" w:hAnsi="Times New Roman" w:cs="Times New Roman"/>
+                <w:sz w:val="24"/>
+                <w:szCs w:val="24"/>
+              </w:rPr>
+            </w:pPr>
+            <w:r>
+              <w:rPr>
+                <w:rFonts w:hint="default" w:ascii="Times New Roman" w:hAnsi="Times New Roman" w:cs="Times New Roman"/>
+                <w:sz w:val="24"/>
+                <w:szCs w:val="24"/>
+              </w:rPr>
+              <w:t>Use</w:t>
+            </w:r>
+            <w:r>
+              <w:rPr>
+                <w:rFonts w:hint="default" w:ascii="Times New Roman" w:hAnsi="Times New Roman" w:cs="Times New Roman"/>
+                <w:spacing w:val="-4"/>
+                <w:sz w:val="24"/>
+                <w:szCs w:val="24"/>
+              </w:rPr>
+              <w:t xml:space="preserve"> </w:t>
+            </w:r>
+            <w:r>
+              <w:rPr>
+                <w:rFonts w:hint="default" w:ascii="Times New Roman" w:hAnsi="Times New Roman" w:cs="Times New Roman"/>
+                <w:sz w:val="24"/>
+                <w:szCs w:val="24"/>
+              </w:rPr>
+              <w:t>case ID</w:t>
+            </w:r>
+          </w:p>
+        </w:tc>
+        <w:tc>
+          <w:tcPr>
+            <w:tcW w:w="7090" w:type="dxa"/>
+            <w:gridSpan w:val="4"/>
+          </w:tcPr>
+          <w:p>
+            <w:pPr>
+              <w:pStyle w:val="6"/>
+              <w:spacing w:line="360" w:lineRule="auto"/>
+              <w:jc w:val="left"/>
+              <w:rPr>
+                <w:rFonts w:hint="default" w:ascii="Times New Roman" w:hAnsi="Times New Roman" w:cs="Times New Roman"/>
+                <w:sz w:val="24"/>
+                <w:szCs w:val="24"/>
+                <w:lang w:val="en-US"/>
+              </w:rPr>
+            </w:pPr>
+            <w:r>
+              <w:rPr>
+                <w:rFonts w:hint="default" w:ascii="Times New Roman" w:hAnsi="Times New Roman" w:cs="Times New Roman"/>
+                <w:sz w:val="24"/>
+                <w:szCs w:val="24"/>
+              </w:rPr>
+              <w:t>UC-0</w:t>
+            </w:r>
+            <w:r>
+              <w:rPr>
+                <w:rFonts w:hint="default" w:cs="Times New Roman"/>
+                <w:sz w:val="24"/>
+                <w:szCs w:val="24"/>
+                <w:lang w:val="en-US"/>
+              </w:rPr>
+              <w:t>9</w:t>
+            </w:r>
+          </w:p>
+        </w:tc>
+      </w:tr>
+      <w:tr>
+        <w:tblPrEx>
+          <w:tblBorders>
+            <w:top w:val="single" w:color="000000" w:sz="4" w:space="0"/>
+            <w:left w:val="single" w:color="000000" w:sz="4" w:space="0"/>
+            <w:bottom w:val="single" w:color="000000" w:sz="4" w:space="0"/>
+            <w:right w:val="single" w:color="000000" w:sz="4" w:space="0"/>
+            <w:insideH w:val="single" w:color="000000" w:sz="4" w:space="0"/>
+            <w:insideV w:val="single" w:color="000000" w:sz="4" w:space="0"/>
+          </w:tblBorders>
+          <w:tblCellMar>
+            <w:top w:w="0" w:type="dxa"/>
+            <w:left w:w="0" w:type="dxa"/>
+            <w:bottom w:w="0" w:type="dxa"/>
+            <w:right w:w="0" w:type="dxa"/>
+          </w:tblCellMar>
+        </w:tblPrEx>
+        <w:trPr>
+          <w:trHeight w:val="445" w:hRule="atLeast"/>
+        </w:trPr>
+        <w:tc>
+          <w:tcPr>
+            <w:tcW w:w="1951" w:type="dxa"/>
+          </w:tcPr>
+          <w:p>
+            <w:pPr>
+              <w:pStyle w:val="6"/>
+              <w:spacing w:line="360" w:lineRule="auto"/>
+              <w:jc w:val="left"/>
+              <w:rPr>
+                <w:rFonts w:hint="default" w:ascii="Times New Roman" w:hAnsi="Times New Roman" w:cs="Times New Roman"/>
+                <w:sz w:val="24"/>
+                <w:szCs w:val="24"/>
+              </w:rPr>
+            </w:pPr>
+            <w:r>
+              <w:rPr>
+                <w:rFonts w:hint="default" w:ascii="Times New Roman" w:hAnsi="Times New Roman" w:cs="Times New Roman"/>
+                <w:sz w:val="24"/>
+                <w:szCs w:val="24"/>
+              </w:rPr>
+              <w:t>Level</w:t>
+            </w:r>
+          </w:p>
+        </w:tc>
+        <w:tc>
+          <w:tcPr>
+            <w:tcW w:w="7090" w:type="dxa"/>
+            <w:gridSpan w:val="4"/>
+          </w:tcPr>
+          <w:p>
+            <w:pPr>
+              <w:pStyle w:val="6"/>
+              <w:spacing w:line="360" w:lineRule="auto"/>
+              <w:jc w:val="left"/>
+              <w:rPr>
+                <w:rFonts w:hint="default" w:ascii="Times New Roman" w:hAnsi="Times New Roman" w:cs="Times New Roman"/>
+                <w:sz w:val="24"/>
+                <w:szCs w:val="24"/>
+              </w:rPr>
+            </w:pPr>
+            <w:r>
+              <w:rPr>
+                <w:rFonts w:hint="default" w:ascii="Times New Roman" w:hAnsi="Times New Roman" w:cs="Times New Roman"/>
+                <w:sz w:val="24"/>
+                <w:szCs w:val="24"/>
+              </w:rPr>
+              <w:t>User</w:t>
+            </w:r>
+            <w:r>
+              <w:rPr>
+                <w:rFonts w:hint="default" w:ascii="Times New Roman" w:hAnsi="Times New Roman" w:cs="Times New Roman"/>
+                <w:spacing w:val="-2"/>
+                <w:sz w:val="24"/>
+                <w:szCs w:val="24"/>
+              </w:rPr>
+              <w:t xml:space="preserve"> </w:t>
+            </w:r>
+            <w:r>
+              <w:rPr>
+                <w:rFonts w:hint="default" w:ascii="Times New Roman" w:hAnsi="Times New Roman" w:cs="Times New Roman"/>
+                <w:sz w:val="24"/>
+                <w:szCs w:val="24"/>
+              </w:rPr>
+              <w:t>Level</w:t>
+            </w:r>
+          </w:p>
+        </w:tc>
+      </w:tr>
+      <w:tr>
+        <w:tblPrEx>
+          <w:tblBorders>
+            <w:top w:val="single" w:color="000000" w:sz="4" w:space="0"/>
+            <w:left w:val="single" w:color="000000" w:sz="4" w:space="0"/>
+            <w:bottom w:val="single" w:color="000000" w:sz="4" w:space="0"/>
+            <w:right w:val="single" w:color="000000" w:sz="4" w:space="0"/>
+            <w:insideH w:val="single" w:color="000000" w:sz="4" w:space="0"/>
+            <w:insideV w:val="single" w:color="000000" w:sz="4" w:space="0"/>
+          </w:tblBorders>
+        </w:tblPrEx>
+        <w:trPr>
+          <w:trHeight w:val="495" w:hRule="atLeast"/>
+        </w:trPr>
+        <w:tc>
+          <w:tcPr>
+            <w:tcW w:w="1951" w:type="dxa"/>
+          </w:tcPr>
+          <w:p>
+            <w:pPr>
+              <w:pStyle w:val="6"/>
+              <w:spacing w:line="360" w:lineRule="auto"/>
+              <w:jc w:val="left"/>
+              <w:rPr>
+                <w:rFonts w:hint="default" w:ascii="Times New Roman" w:hAnsi="Times New Roman" w:cs="Times New Roman"/>
+                <w:sz w:val="24"/>
+                <w:szCs w:val="24"/>
+              </w:rPr>
+            </w:pPr>
+            <w:r>
+              <w:rPr>
+                <w:rFonts w:hint="default" w:ascii="Times New Roman" w:hAnsi="Times New Roman" w:cs="Times New Roman"/>
+                <w:sz w:val="24"/>
+                <w:szCs w:val="24"/>
+              </w:rPr>
+              <w:t>Primary</w:t>
+            </w:r>
+            <w:r>
+              <w:rPr>
+                <w:rFonts w:hint="default" w:ascii="Times New Roman" w:hAnsi="Times New Roman" w:cs="Times New Roman"/>
+                <w:spacing w:val="-2"/>
+                <w:sz w:val="24"/>
+                <w:szCs w:val="24"/>
+              </w:rPr>
+              <w:t xml:space="preserve"> </w:t>
+            </w:r>
+            <w:r>
+              <w:rPr>
+                <w:rFonts w:hint="default" w:ascii="Times New Roman" w:hAnsi="Times New Roman" w:cs="Times New Roman"/>
+                <w:sz w:val="24"/>
+                <w:szCs w:val="24"/>
+              </w:rPr>
+              <w:t>Actor</w:t>
+            </w:r>
+          </w:p>
+        </w:tc>
+        <w:tc>
+          <w:tcPr>
+            <w:tcW w:w="7090" w:type="dxa"/>
+            <w:gridSpan w:val="4"/>
+          </w:tcPr>
+          <w:p>
+            <w:pPr>
+              <w:pStyle w:val="6"/>
+              <w:spacing w:line="360" w:lineRule="auto"/>
+              <w:jc w:val="left"/>
+              <w:rPr>
+                <w:rFonts w:hint="default" w:ascii="Times New Roman" w:hAnsi="Times New Roman" w:cs="Times New Roman"/>
+                <w:sz w:val="24"/>
+                <w:szCs w:val="24"/>
+              </w:rPr>
+            </w:pPr>
+            <w:r>
+              <w:rPr>
+                <w:rFonts w:hint="default" w:ascii="Times New Roman" w:hAnsi="Times New Roman" w:eastAsia="SimSun" w:cs="Times New Roman"/>
+                <w:sz w:val="24"/>
+                <w:szCs w:val="24"/>
+              </w:rPr>
+              <w:t>Customer</w:t>
+            </w:r>
+          </w:p>
+        </w:tc>
+      </w:tr>
+      <w:tr>
+        <w:tblPrEx>
+          <w:tblBorders>
+            <w:top w:val="single" w:color="000000" w:sz="4" w:space="0"/>
+            <w:left w:val="single" w:color="000000" w:sz="4" w:space="0"/>
+            <w:bottom w:val="single" w:color="000000" w:sz="4" w:space="0"/>
+            <w:right w:val="single" w:color="000000" w:sz="4" w:space="0"/>
+            <w:insideH w:val="single" w:color="000000" w:sz="4" w:space="0"/>
+            <w:insideV w:val="single" w:color="000000" w:sz="4" w:space="0"/>
+          </w:tblBorders>
+          <w:tblCellMar>
+            <w:top w:w="0" w:type="dxa"/>
+            <w:left w:w="0" w:type="dxa"/>
+            <w:bottom w:w="0" w:type="dxa"/>
+            <w:right w:w="0" w:type="dxa"/>
+          </w:tblCellMar>
+        </w:tblPrEx>
+        <w:trPr>
+          <w:trHeight w:val="918" w:hRule="atLeast"/>
+        </w:trPr>
+        <w:tc>
+          <w:tcPr>
+            <w:tcW w:w="1951" w:type="dxa"/>
+          </w:tcPr>
+          <w:p>
+            <w:pPr>
+              <w:pStyle w:val="6"/>
+              <w:spacing w:line="360" w:lineRule="auto"/>
+              <w:jc w:val="left"/>
+              <w:rPr>
+                <w:rFonts w:hint="default" w:ascii="Times New Roman" w:hAnsi="Times New Roman" w:cs="Times New Roman"/>
+                <w:sz w:val="24"/>
+                <w:szCs w:val="24"/>
+              </w:rPr>
+            </w:pPr>
+            <w:r>
+              <w:rPr>
+                <w:rFonts w:hint="default" w:ascii="Times New Roman" w:hAnsi="Times New Roman" w:cs="Times New Roman"/>
+                <w:sz w:val="24"/>
+                <w:szCs w:val="24"/>
+              </w:rPr>
+              <w:t>Stakeholders</w:t>
+            </w:r>
+            <w:r>
+              <w:rPr>
+                <w:rFonts w:hint="default" w:ascii="Times New Roman" w:hAnsi="Times New Roman" w:cs="Times New Roman"/>
+                <w:spacing w:val="18"/>
+                <w:sz w:val="24"/>
+                <w:szCs w:val="24"/>
+              </w:rPr>
+              <w:t xml:space="preserve"> </w:t>
+            </w:r>
+            <w:r>
+              <w:rPr>
+                <w:rFonts w:hint="default" w:ascii="Times New Roman" w:hAnsi="Times New Roman" w:cs="Times New Roman"/>
+                <w:sz w:val="24"/>
+                <w:szCs w:val="24"/>
+              </w:rPr>
+              <w:t>And</w:t>
+            </w:r>
+          </w:p>
+          <w:p>
+            <w:pPr>
+              <w:pStyle w:val="6"/>
+              <w:spacing w:before="137" w:line="360" w:lineRule="auto"/>
+              <w:jc w:val="left"/>
+              <w:rPr>
+                <w:rFonts w:hint="default" w:ascii="Times New Roman" w:hAnsi="Times New Roman" w:cs="Times New Roman"/>
+                <w:sz w:val="24"/>
+                <w:szCs w:val="24"/>
+              </w:rPr>
+            </w:pPr>
+            <w:r>
+              <w:rPr>
+                <w:rFonts w:hint="default" w:ascii="Times New Roman" w:hAnsi="Times New Roman" w:cs="Times New Roman"/>
+                <w:sz w:val="24"/>
+                <w:szCs w:val="24"/>
+              </w:rPr>
+              <w:t>Interests</w:t>
+            </w:r>
+          </w:p>
+        </w:tc>
+        <w:tc>
+          <w:tcPr>
+            <w:tcW w:w="7090" w:type="dxa"/>
+            <w:gridSpan w:val="4"/>
+          </w:tcPr>
+          <w:p>
+            <w:pPr>
+              <w:pStyle w:val="6"/>
+              <w:spacing w:line="360" w:lineRule="auto"/>
+              <w:jc w:val="left"/>
+              <w:rPr>
+                <w:rFonts w:hint="default" w:ascii="Times New Roman" w:hAnsi="Times New Roman" w:cs="Times New Roman"/>
+                <w:b/>
+                <w:bCs/>
+                <w:sz w:val="24"/>
+                <w:szCs w:val="24"/>
+                <w:lang w:val="en-US"/>
+              </w:rPr>
+            </w:pPr>
+            <w:r>
+              <w:rPr>
+                <w:rFonts w:hint="default" w:ascii="Times New Roman" w:hAnsi="Times New Roman" w:cs="Times New Roman"/>
+                <w:sz w:val="24"/>
+                <w:szCs w:val="24"/>
+                <w:lang w:val="en-US"/>
+              </w:rPr>
+              <w:t xml:space="preserve">Customer </w:t>
+            </w:r>
+            <w:r>
+              <w:rPr>
+                <w:rFonts w:hint="default" w:ascii="Times New Roman" w:hAnsi="Times New Roman" w:cs="Times New Roman"/>
+                <w:sz w:val="24"/>
+                <w:szCs w:val="24"/>
+              </w:rPr>
+              <w:t>will</w:t>
+            </w:r>
+            <w:r>
+              <w:rPr>
+                <w:rFonts w:hint="default" w:ascii="Times New Roman" w:hAnsi="Times New Roman" w:cs="Times New Roman"/>
+                <w:spacing w:val="-1"/>
+                <w:sz w:val="24"/>
+                <w:szCs w:val="24"/>
+              </w:rPr>
+              <w:t xml:space="preserve"> </w:t>
+            </w:r>
+            <w:r>
+              <w:rPr>
+                <w:rFonts w:hint="default" w:ascii="Times New Roman" w:hAnsi="Times New Roman" w:cs="Times New Roman"/>
+                <w:sz w:val="24"/>
+                <w:szCs w:val="24"/>
+              </w:rPr>
+              <w:t>Login</w:t>
+            </w:r>
+            <w:r>
+              <w:rPr>
+                <w:rFonts w:hint="default" w:ascii="Times New Roman" w:hAnsi="Times New Roman" w:cs="Times New Roman"/>
+                <w:spacing w:val="-1"/>
+                <w:sz w:val="24"/>
+                <w:szCs w:val="24"/>
+              </w:rPr>
+              <w:t xml:space="preserve"> </w:t>
+            </w:r>
+            <w:r>
+              <w:rPr>
+                <w:rFonts w:hint="default" w:ascii="Times New Roman" w:hAnsi="Times New Roman" w:cs="Times New Roman"/>
+                <w:sz w:val="24"/>
+                <w:szCs w:val="24"/>
+              </w:rPr>
+              <w:t>to</w:t>
+            </w:r>
+            <w:r>
+              <w:rPr>
+                <w:rFonts w:hint="default" w:ascii="Times New Roman" w:hAnsi="Times New Roman" w:cs="Times New Roman"/>
+                <w:spacing w:val="-1"/>
+                <w:sz w:val="24"/>
+                <w:szCs w:val="24"/>
+              </w:rPr>
+              <w:t xml:space="preserve"> </w:t>
+            </w:r>
+            <w:r>
+              <w:rPr>
+                <w:rFonts w:hint="default" w:ascii="Times New Roman" w:hAnsi="Times New Roman" w:cs="Times New Roman"/>
+                <w:sz w:val="24"/>
+                <w:szCs w:val="24"/>
+              </w:rPr>
+              <w:t>the</w:t>
+            </w:r>
+            <w:r>
+              <w:rPr>
+                <w:rFonts w:hint="default" w:ascii="Times New Roman" w:hAnsi="Times New Roman" w:cs="Times New Roman"/>
+                <w:spacing w:val="-2"/>
+                <w:sz w:val="24"/>
+                <w:szCs w:val="24"/>
+              </w:rPr>
+              <w:t xml:space="preserve"> </w:t>
+            </w:r>
+            <w:r>
+              <w:rPr>
+                <w:rFonts w:hint="default" w:ascii="Times New Roman" w:hAnsi="Times New Roman" w:cs="Times New Roman"/>
+                <w:sz w:val="24"/>
+                <w:szCs w:val="24"/>
+              </w:rPr>
+              <w:t>system</w:t>
+            </w:r>
+            <w:r>
+              <w:rPr>
+                <w:rFonts w:hint="default" w:ascii="Times New Roman" w:hAnsi="Times New Roman" w:cs="Times New Roman"/>
+                <w:spacing w:val="-1"/>
+                <w:sz w:val="24"/>
+                <w:szCs w:val="24"/>
+              </w:rPr>
+              <w:t xml:space="preserve"> </w:t>
+            </w:r>
+            <w:r>
+              <w:rPr>
+                <w:rFonts w:hint="default" w:ascii="Times New Roman" w:hAnsi="Times New Roman" w:cs="Times New Roman"/>
+                <w:sz w:val="24"/>
+                <w:szCs w:val="24"/>
+              </w:rPr>
+              <w:t>to</w:t>
+            </w:r>
+            <w:r>
+              <w:rPr>
+                <w:rFonts w:hint="default" w:ascii="Times New Roman" w:hAnsi="Times New Roman" w:cs="Times New Roman"/>
+                <w:spacing w:val="-1"/>
+                <w:sz w:val="24"/>
+                <w:szCs w:val="24"/>
+              </w:rPr>
+              <w:t xml:space="preserve"> </w:t>
+            </w:r>
+            <w:r>
+              <w:rPr>
+                <w:rFonts w:hint="default" w:ascii="Times New Roman" w:hAnsi="Times New Roman" w:cs="Times New Roman"/>
+                <w:sz w:val="24"/>
+                <w:szCs w:val="24"/>
+              </w:rPr>
+              <w:t>Booking</w:t>
+            </w:r>
+            <w:r>
+              <w:rPr>
+                <w:rFonts w:hint="default" w:cs="Times New Roman"/>
+                <w:sz w:val="24"/>
+                <w:szCs w:val="24"/>
+                <w:lang w:val="en-US"/>
+              </w:rPr>
+              <w:t xml:space="preserve"> </w:t>
+            </w:r>
+            <w:r>
+              <w:rPr>
+                <w:rFonts w:hint="default" w:ascii="Times New Roman" w:hAnsi="Times New Roman" w:cs="Times New Roman"/>
+                <w:sz w:val="24"/>
+                <w:szCs w:val="24"/>
+              </w:rPr>
+              <w:t>Emergency Service</w:t>
+            </w:r>
+          </w:p>
+        </w:tc>
+      </w:tr>
+      <w:tr>
+        <w:tblPrEx>
+          <w:tblBorders>
+            <w:top w:val="single" w:color="000000" w:sz="4" w:space="0"/>
+            <w:left w:val="single" w:color="000000" w:sz="4" w:space="0"/>
+            <w:bottom w:val="single" w:color="000000" w:sz="4" w:space="0"/>
+            <w:right w:val="single" w:color="000000" w:sz="4" w:space="0"/>
+            <w:insideH w:val="single" w:color="000000" w:sz="4" w:space="0"/>
+            <w:insideV w:val="single" w:color="000000" w:sz="4" w:space="0"/>
+          </w:tblBorders>
+          <w:tblCellMar>
+            <w:top w:w="0" w:type="dxa"/>
+            <w:left w:w="0" w:type="dxa"/>
+            <w:bottom w:w="0" w:type="dxa"/>
+            <w:right w:w="0" w:type="dxa"/>
+          </w:tblCellMar>
+        </w:tblPrEx>
+        <w:trPr>
+          <w:trHeight w:val="901" w:hRule="atLeast"/>
+        </w:trPr>
+        <w:tc>
+          <w:tcPr>
+            <w:tcW w:w="1951" w:type="dxa"/>
+          </w:tcPr>
+          <w:p>
+            <w:pPr>
+              <w:pStyle w:val="6"/>
+              <w:spacing w:line="360" w:lineRule="auto"/>
+              <w:jc w:val="left"/>
+              <w:rPr>
+                <w:rFonts w:hint="default" w:ascii="Times New Roman" w:hAnsi="Times New Roman" w:cs="Times New Roman"/>
+                <w:sz w:val="24"/>
+                <w:szCs w:val="24"/>
+              </w:rPr>
+            </w:pPr>
+            <w:r>
+              <w:rPr>
+                <w:rFonts w:hint="default" w:ascii="Times New Roman" w:hAnsi="Times New Roman" w:cs="Times New Roman"/>
+                <w:sz w:val="24"/>
+                <w:szCs w:val="24"/>
+              </w:rPr>
+              <w:t>Precondition</w:t>
+            </w:r>
+          </w:p>
+        </w:tc>
+        <w:tc>
+          <w:tcPr>
+            <w:tcW w:w="7090" w:type="dxa"/>
+            <w:gridSpan w:val="4"/>
+          </w:tcPr>
+          <w:p>
+            <w:pPr>
+              <w:pStyle w:val="6"/>
+              <w:spacing w:line="360" w:lineRule="auto"/>
+              <w:jc w:val="left"/>
+              <w:rPr>
+                <w:rFonts w:hint="default" w:ascii="Times New Roman" w:hAnsi="Times New Roman" w:cs="Times New Roman"/>
+                <w:sz w:val="24"/>
+                <w:szCs w:val="24"/>
+                <w:lang w:val="en-US"/>
+              </w:rPr>
+            </w:pPr>
+            <w:r>
+              <w:rPr>
+                <w:rFonts w:hint="default" w:ascii="Times New Roman" w:hAnsi="Times New Roman" w:cs="Times New Roman"/>
+                <w:sz w:val="24"/>
+                <w:szCs w:val="24"/>
+                <w:lang w:val="en-US"/>
+              </w:rPr>
+              <w:t>Customer</w:t>
+            </w:r>
+            <w:r>
+              <w:rPr>
+                <w:rFonts w:hint="default" w:ascii="Times New Roman" w:hAnsi="Times New Roman" w:cs="Times New Roman"/>
+                <w:spacing w:val="35"/>
+                <w:sz w:val="24"/>
+                <w:szCs w:val="24"/>
+              </w:rPr>
+              <w:t xml:space="preserve"> </w:t>
+            </w:r>
+            <w:r>
+              <w:rPr>
+                <w:rFonts w:hint="default" w:ascii="Times New Roman" w:hAnsi="Times New Roman" w:cs="Times New Roman"/>
+                <w:sz w:val="24"/>
+                <w:szCs w:val="24"/>
+              </w:rPr>
+              <w:t>logged</w:t>
+            </w:r>
+            <w:r>
+              <w:rPr>
+                <w:rFonts w:hint="default" w:ascii="Times New Roman" w:hAnsi="Times New Roman" w:cs="Times New Roman"/>
+                <w:spacing w:val="34"/>
+                <w:sz w:val="24"/>
+                <w:szCs w:val="24"/>
+              </w:rPr>
+              <w:t xml:space="preserve"> </w:t>
+            </w:r>
+            <w:r>
+              <w:rPr>
+                <w:rFonts w:hint="default" w:ascii="Times New Roman" w:hAnsi="Times New Roman" w:cs="Times New Roman"/>
+                <w:sz w:val="24"/>
+                <w:szCs w:val="24"/>
+              </w:rPr>
+              <w:t>in</w:t>
+            </w:r>
+            <w:r>
+              <w:rPr>
+                <w:rFonts w:hint="default" w:ascii="Times New Roman" w:hAnsi="Times New Roman" w:cs="Times New Roman"/>
+                <w:spacing w:val="35"/>
+                <w:sz w:val="24"/>
+                <w:szCs w:val="24"/>
+              </w:rPr>
+              <w:t xml:space="preserve"> </w:t>
+            </w:r>
+            <w:r>
+              <w:rPr>
+                <w:rFonts w:hint="default" w:ascii="Times New Roman" w:hAnsi="Times New Roman" w:cs="Times New Roman"/>
+                <w:sz w:val="24"/>
+                <w:szCs w:val="24"/>
+              </w:rPr>
+              <w:t>from</w:t>
+            </w:r>
+            <w:r>
+              <w:rPr>
+                <w:rFonts w:hint="default" w:ascii="Times New Roman" w:hAnsi="Times New Roman" w:cs="Times New Roman"/>
+                <w:spacing w:val="36"/>
+                <w:sz w:val="24"/>
+                <w:szCs w:val="24"/>
+              </w:rPr>
+              <w:t xml:space="preserve"> </w:t>
+            </w:r>
+            <w:r>
+              <w:rPr>
+                <w:rFonts w:hint="default" w:ascii="Times New Roman" w:hAnsi="Times New Roman" w:cs="Times New Roman"/>
+                <w:sz w:val="24"/>
+                <w:szCs w:val="24"/>
+              </w:rPr>
+              <w:t>his/her</w:t>
+            </w:r>
+            <w:r>
+              <w:rPr>
+                <w:rFonts w:hint="default" w:ascii="Times New Roman" w:hAnsi="Times New Roman" w:cs="Times New Roman"/>
+                <w:spacing w:val="34"/>
+                <w:sz w:val="24"/>
+                <w:szCs w:val="24"/>
+              </w:rPr>
+              <w:t xml:space="preserve"> </w:t>
+            </w:r>
+            <w:r>
+              <w:rPr>
+                <w:rFonts w:hint="default" w:ascii="Times New Roman" w:hAnsi="Times New Roman" w:cs="Times New Roman"/>
+                <w:sz w:val="24"/>
+                <w:szCs w:val="24"/>
+              </w:rPr>
+              <w:t>account</w:t>
+            </w:r>
+            <w:r>
+              <w:rPr>
+                <w:rFonts w:hint="default" w:ascii="Times New Roman" w:hAnsi="Times New Roman" w:cs="Times New Roman"/>
+                <w:spacing w:val="35"/>
+                <w:sz w:val="24"/>
+                <w:szCs w:val="24"/>
+              </w:rPr>
+              <w:t xml:space="preserve"> </w:t>
+            </w:r>
+            <w:r>
+              <w:rPr>
+                <w:rFonts w:hint="default" w:ascii="Times New Roman" w:hAnsi="Times New Roman" w:cs="Times New Roman"/>
+                <w:sz w:val="24"/>
+                <w:szCs w:val="24"/>
+              </w:rPr>
+              <w:t>and</w:t>
+            </w:r>
+            <w:r>
+              <w:rPr>
+                <w:rFonts w:hint="default" w:ascii="Times New Roman" w:hAnsi="Times New Roman" w:cs="Times New Roman"/>
+                <w:spacing w:val="34"/>
+                <w:sz w:val="24"/>
+                <w:szCs w:val="24"/>
+              </w:rPr>
+              <w:t xml:space="preserve"> </w:t>
+            </w:r>
+            <w:r>
+              <w:rPr>
+                <w:rFonts w:hint="default" w:ascii="Times New Roman" w:hAnsi="Times New Roman" w:cs="Times New Roman"/>
+                <w:sz w:val="24"/>
+                <w:szCs w:val="24"/>
+              </w:rPr>
+              <w:t>then</w:t>
+            </w:r>
+            <w:r>
+              <w:rPr>
+                <w:rFonts w:hint="default" w:ascii="Times New Roman" w:hAnsi="Times New Roman" w:cs="Times New Roman"/>
+                <w:spacing w:val="35"/>
+                <w:sz w:val="24"/>
+                <w:szCs w:val="24"/>
+              </w:rPr>
+              <w:t xml:space="preserve"> </w:t>
+            </w:r>
+            <w:r>
+              <w:rPr>
+                <w:rFonts w:hint="default" w:ascii="Times New Roman" w:hAnsi="Times New Roman" w:cs="Times New Roman"/>
+                <w:sz w:val="24"/>
+                <w:szCs w:val="24"/>
+              </w:rPr>
+              <w:t>he/she</w:t>
+            </w:r>
+            <w:r>
+              <w:rPr>
+                <w:rFonts w:hint="default" w:ascii="Times New Roman" w:hAnsi="Times New Roman" w:cs="Times New Roman"/>
+                <w:sz w:val="24"/>
+                <w:szCs w:val="24"/>
+                <w:lang w:val="en-US"/>
+              </w:rPr>
+              <w:t xml:space="preserve"> </w:t>
+            </w:r>
+            <w:r>
+              <w:rPr>
+                <w:rFonts w:hint="default" w:ascii="Times New Roman" w:hAnsi="Times New Roman" w:cs="Times New Roman"/>
+                <w:sz w:val="24"/>
+                <w:szCs w:val="24"/>
+              </w:rPr>
+              <w:t>goes</w:t>
+            </w:r>
+            <w:r>
+              <w:rPr>
+                <w:rFonts w:hint="default" w:cs="Times New Roman"/>
+                <w:sz w:val="24"/>
+                <w:szCs w:val="24"/>
+                <w:lang w:val="en-US"/>
+              </w:rPr>
+              <w:t xml:space="preserve"> e</w:t>
+            </w:r>
+            <w:r>
+              <w:rPr>
+                <w:rFonts w:hint="default" w:ascii="Times New Roman" w:hAnsi="Times New Roman" w:cs="Times New Roman"/>
+                <w:sz w:val="24"/>
+                <w:szCs w:val="24"/>
+              </w:rPr>
+              <w:t>mergency</w:t>
+            </w:r>
+            <w:r>
+              <w:rPr>
+                <w:rFonts w:hint="default" w:cs="Times New Roman"/>
+                <w:sz w:val="24"/>
+                <w:szCs w:val="24"/>
+                <w:lang w:val="en-US"/>
+              </w:rPr>
+              <w:t xml:space="preserve"> option to b</w:t>
+            </w:r>
+            <w:r>
+              <w:rPr>
+                <w:rFonts w:hint="default" w:ascii="Times New Roman" w:hAnsi="Times New Roman" w:cs="Times New Roman"/>
+                <w:sz w:val="24"/>
+                <w:szCs w:val="24"/>
+              </w:rPr>
+              <w:t>ooking</w:t>
+            </w:r>
+            <w:r>
+              <w:rPr>
+                <w:rFonts w:hint="default" w:cs="Times New Roman"/>
+                <w:sz w:val="24"/>
+                <w:szCs w:val="24"/>
+                <w:lang w:val="en-US"/>
+              </w:rPr>
+              <w:t xml:space="preserve"> e</w:t>
+            </w:r>
+            <w:r>
+              <w:rPr>
+                <w:rFonts w:hint="default" w:ascii="Times New Roman" w:hAnsi="Times New Roman" w:cs="Times New Roman"/>
+                <w:sz w:val="24"/>
+                <w:szCs w:val="24"/>
+              </w:rPr>
+              <w:t xml:space="preserve">mergency </w:t>
+            </w:r>
+            <w:r>
+              <w:rPr>
+                <w:rFonts w:hint="default" w:cs="Times New Roman"/>
+                <w:sz w:val="24"/>
+                <w:szCs w:val="24"/>
+                <w:lang w:val="en-US"/>
+              </w:rPr>
+              <w:t>s</w:t>
+            </w:r>
+            <w:r>
+              <w:rPr>
+                <w:rFonts w:hint="default" w:ascii="Times New Roman" w:hAnsi="Times New Roman" w:cs="Times New Roman"/>
+                <w:sz w:val="24"/>
+                <w:szCs w:val="24"/>
+              </w:rPr>
+              <w:t>ervice</w:t>
+            </w:r>
+          </w:p>
+        </w:tc>
+      </w:tr>
+      <w:tr>
+        <w:tblPrEx>
+          <w:tblBorders>
+            <w:top w:val="single" w:color="000000" w:sz="4" w:space="0"/>
+            <w:left w:val="single" w:color="000000" w:sz="4" w:space="0"/>
+            <w:bottom w:val="single" w:color="000000" w:sz="4" w:space="0"/>
+            <w:right w:val="single" w:color="000000" w:sz="4" w:space="0"/>
+            <w:insideH w:val="single" w:color="000000" w:sz="4" w:space="0"/>
+            <w:insideV w:val="single" w:color="000000" w:sz="4" w:space="0"/>
+          </w:tblBorders>
+          <w:tblCellMar>
+            <w:top w:w="0" w:type="dxa"/>
+            <w:left w:w="0" w:type="dxa"/>
+            <w:bottom w:w="0" w:type="dxa"/>
+            <w:right w:w="0" w:type="dxa"/>
+          </w:tblCellMar>
+        </w:tblPrEx>
+        <w:trPr>
+          <w:trHeight w:val="505" w:hRule="atLeast"/>
+        </w:trPr>
+        <w:tc>
+          <w:tcPr>
+            <w:tcW w:w="1951" w:type="dxa"/>
+          </w:tcPr>
+          <w:p>
+            <w:pPr>
+              <w:pStyle w:val="6"/>
+              <w:spacing w:before="1" w:line="360" w:lineRule="auto"/>
+              <w:jc w:val="left"/>
+              <w:rPr>
+                <w:rFonts w:hint="default" w:ascii="Times New Roman" w:hAnsi="Times New Roman" w:cs="Times New Roman"/>
+                <w:sz w:val="24"/>
+                <w:szCs w:val="24"/>
+              </w:rPr>
+            </w:pPr>
+            <w:r>
+              <w:rPr>
+                <w:rFonts w:hint="default" w:ascii="Times New Roman" w:hAnsi="Times New Roman" w:cs="Times New Roman"/>
+                <w:sz w:val="24"/>
+                <w:szCs w:val="24"/>
+              </w:rPr>
+              <w:t>Post</w:t>
+            </w:r>
+            <w:r>
+              <w:rPr>
+                <w:rFonts w:hint="default" w:ascii="Times New Roman" w:hAnsi="Times New Roman" w:cs="Times New Roman"/>
+                <w:spacing w:val="-1"/>
+                <w:sz w:val="24"/>
+                <w:szCs w:val="24"/>
+              </w:rPr>
+              <w:t xml:space="preserve"> </w:t>
+            </w:r>
+            <w:r>
+              <w:rPr>
+                <w:rFonts w:hint="default" w:ascii="Times New Roman" w:hAnsi="Times New Roman" w:cs="Times New Roman"/>
+                <w:sz w:val="24"/>
+                <w:szCs w:val="24"/>
+              </w:rPr>
+              <w:t>condition</w:t>
+            </w:r>
+          </w:p>
+        </w:tc>
+        <w:tc>
+          <w:tcPr>
+            <w:tcW w:w="7090" w:type="dxa"/>
+            <w:gridSpan w:val="4"/>
+            <w:tcBorders>
+              <w:bottom w:val="single" w:color="000000" w:sz="8" w:space="0"/>
+            </w:tcBorders>
+          </w:tcPr>
+          <w:p>
+            <w:pPr>
+              <w:pStyle w:val="6"/>
+              <w:spacing w:before="1" w:line="360" w:lineRule="auto"/>
+              <w:jc w:val="left"/>
+              <w:rPr>
+                <w:rFonts w:hint="default" w:ascii="Times New Roman" w:hAnsi="Times New Roman" w:cs="Times New Roman"/>
+                <w:sz w:val="24"/>
+                <w:szCs w:val="24"/>
+                <w:lang w:val="en-US"/>
+              </w:rPr>
+            </w:pPr>
+            <w:r>
+              <w:rPr>
+                <w:rFonts w:hint="default" w:ascii="Times New Roman" w:hAnsi="Times New Roman" w:cs="Times New Roman"/>
+                <w:sz w:val="24"/>
+                <w:szCs w:val="24"/>
+                <w:lang w:val="en-US"/>
+              </w:rPr>
+              <w:t>Customer</w:t>
+            </w:r>
+            <w:r>
+              <w:rPr>
+                <w:rFonts w:hint="default" w:ascii="Times New Roman" w:hAnsi="Times New Roman" w:cs="Times New Roman"/>
+                <w:spacing w:val="-2"/>
+                <w:sz w:val="24"/>
+                <w:szCs w:val="24"/>
+              </w:rPr>
+              <w:t xml:space="preserve"> </w:t>
+            </w:r>
+            <w:r>
+              <w:rPr>
+                <w:rFonts w:hint="default" w:ascii="Times New Roman" w:hAnsi="Times New Roman" w:cs="Times New Roman"/>
+                <w:sz w:val="24"/>
+                <w:szCs w:val="24"/>
+              </w:rPr>
+              <w:t>successfully</w:t>
+            </w:r>
+            <w:r>
+              <w:rPr>
+                <w:rFonts w:hint="default" w:ascii="Times New Roman" w:hAnsi="Times New Roman" w:cs="Times New Roman"/>
+                <w:sz w:val="24"/>
+                <w:szCs w:val="24"/>
+                <w:lang w:val="en-US"/>
+              </w:rPr>
+              <w:t xml:space="preserve"> </w:t>
+            </w:r>
+            <w:r>
+              <w:rPr>
+                <w:rFonts w:hint="default" w:cs="Times New Roman"/>
+                <w:sz w:val="24"/>
+                <w:szCs w:val="24"/>
+                <w:lang w:val="en-US"/>
+              </w:rPr>
+              <w:t>b</w:t>
+            </w:r>
+            <w:r>
+              <w:rPr>
+                <w:rFonts w:hint="default" w:ascii="Times New Roman" w:hAnsi="Times New Roman" w:cs="Times New Roman"/>
+                <w:sz w:val="24"/>
+                <w:szCs w:val="24"/>
+              </w:rPr>
+              <w:t>ooking</w:t>
+            </w:r>
+            <w:r>
+              <w:rPr>
+                <w:rFonts w:hint="default" w:cs="Times New Roman"/>
+                <w:sz w:val="24"/>
+                <w:szCs w:val="24"/>
+                <w:lang w:val="en-US"/>
+              </w:rPr>
+              <w:t xml:space="preserve"> e</w:t>
+            </w:r>
+            <w:r>
+              <w:rPr>
+                <w:rFonts w:hint="default" w:ascii="Times New Roman" w:hAnsi="Times New Roman" w:cs="Times New Roman"/>
+                <w:sz w:val="24"/>
+                <w:szCs w:val="24"/>
+              </w:rPr>
+              <w:t xml:space="preserve">mergency </w:t>
+            </w:r>
+            <w:r>
+              <w:rPr>
+                <w:rFonts w:hint="default" w:cs="Times New Roman"/>
+                <w:sz w:val="24"/>
+                <w:szCs w:val="24"/>
+                <w:lang w:val="en-US"/>
+              </w:rPr>
+              <w:t>s</w:t>
+            </w:r>
+            <w:r>
+              <w:rPr>
+                <w:rFonts w:hint="default" w:ascii="Times New Roman" w:hAnsi="Times New Roman" w:cs="Times New Roman"/>
+                <w:sz w:val="24"/>
+                <w:szCs w:val="24"/>
+              </w:rPr>
+              <w:t>ervice</w:t>
+            </w:r>
+          </w:p>
+        </w:tc>
+      </w:tr>
+      <w:tr>
+        <w:tblPrEx>
+          <w:tblBorders>
+            <w:top w:val="single" w:color="000000" w:sz="4" w:space="0"/>
+            <w:left w:val="single" w:color="000000" w:sz="4" w:space="0"/>
+            <w:bottom w:val="single" w:color="000000" w:sz="4" w:space="0"/>
+            <w:right w:val="single" w:color="000000" w:sz="4" w:space="0"/>
+            <w:insideH w:val="single" w:color="000000" w:sz="4" w:space="0"/>
+            <w:insideV w:val="single" w:color="000000" w:sz="4" w:space="0"/>
+          </w:tblBorders>
+          <w:tblCellMar>
+            <w:top w:w="0" w:type="dxa"/>
+            <w:left w:w="0" w:type="dxa"/>
+            <w:bottom w:w="0" w:type="dxa"/>
+            <w:right w:w="0" w:type="dxa"/>
+          </w:tblCellMar>
+        </w:tblPrEx>
+        <w:trPr>
+          <w:trHeight w:val="513" w:hRule="atLeast"/>
+        </w:trPr>
+        <w:tc>
+          <w:tcPr>
+            <w:tcW w:w="1951" w:type="dxa"/>
+            <w:vMerge w:val="restart"/>
+          </w:tcPr>
+          <w:p>
+            <w:pPr>
+              <w:pStyle w:val="6"/>
+              <w:tabs>
+                <w:tab w:val="left" w:pos="1081"/>
+              </w:tabs>
+              <w:spacing w:line="360" w:lineRule="auto"/>
+              <w:ind w:right="99"/>
+              <w:jc w:val="left"/>
+              <w:rPr>
+                <w:rFonts w:hint="default" w:ascii="Times New Roman" w:hAnsi="Times New Roman" w:cs="Times New Roman"/>
+                <w:sz w:val="24"/>
+                <w:szCs w:val="24"/>
+              </w:rPr>
+            </w:pPr>
+            <w:r>
+              <w:rPr>
+                <w:rFonts w:hint="default" w:ascii="Times New Roman" w:hAnsi="Times New Roman" w:cs="Times New Roman"/>
+                <w:sz w:val="24"/>
+                <w:szCs w:val="24"/>
+              </w:rPr>
+              <w:t>Main</w:t>
+            </w:r>
+            <w:r>
+              <w:rPr>
+                <w:rFonts w:hint="default" w:ascii="Times New Roman" w:hAnsi="Times New Roman" w:cs="Times New Roman"/>
+                <w:sz w:val="24"/>
+                <w:szCs w:val="24"/>
+              </w:rPr>
+              <w:tab/>
+            </w:r>
+            <w:r>
+              <w:rPr>
+                <w:rFonts w:hint="default" w:ascii="Times New Roman" w:hAnsi="Times New Roman" w:cs="Times New Roman"/>
+                <w:spacing w:val="-1"/>
+                <w:sz w:val="24"/>
+                <w:szCs w:val="24"/>
+              </w:rPr>
+              <w:t>Success</w:t>
+            </w:r>
+            <w:r>
+              <w:rPr>
+                <w:rFonts w:hint="default" w:ascii="Times New Roman" w:hAnsi="Times New Roman" w:cs="Times New Roman"/>
+                <w:spacing w:val="-57"/>
+                <w:sz w:val="24"/>
+                <w:szCs w:val="24"/>
+              </w:rPr>
+              <w:t xml:space="preserve"> </w:t>
+            </w:r>
+            <w:r>
+              <w:rPr>
+                <w:rFonts w:hint="default" w:ascii="Times New Roman" w:hAnsi="Times New Roman" w:cs="Times New Roman"/>
+                <w:sz w:val="24"/>
+                <w:szCs w:val="24"/>
+              </w:rPr>
+              <w:t>Scenario</w:t>
+            </w:r>
+          </w:p>
+        </w:tc>
+        <w:tc>
+          <w:tcPr>
+            <w:tcW w:w="240" w:type="dxa"/>
+            <w:vMerge w:val="restart"/>
+          </w:tcPr>
+          <w:p>
+            <w:pPr>
+              <w:pStyle w:val="6"/>
+              <w:spacing w:line="360" w:lineRule="auto"/>
+              <w:ind w:left="0"/>
+              <w:jc w:val="left"/>
+              <w:rPr>
+                <w:rFonts w:hint="default" w:ascii="Times New Roman" w:hAnsi="Times New Roman" w:cs="Times New Roman"/>
+                <w:sz w:val="24"/>
+                <w:szCs w:val="24"/>
+              </w:rPr>
+            </w:pPr>
+          </w:p>
+        </w:tc>
+        <w:tc>
+          <w:tcPr>
+            <w:tcW w:w="3215" w:type="dxa"/>
+            <w:tcBorders>
+              <w:top w:val="single" w:color="000000" w:sz="8" w:space="0"/>
+            </w:tcBorders>
+          </w:tcPr>
+          <w:p>
+            <w:pPr>
+              <w:bidi w:val="0"/>
+              <w:spacing w:line="360" w:lineRule="auto"/>
+              <w:jc w:val="center"/>
+              <w:rPr>
+                <w:rFonts w:hint="default" w:ascii="Times New Roman" w:hAnsi="Times New Roman" w:cs="Times New Roman"/>
+                <w:b/>
+                <w:sz w:val="24"/>
+                <w:szCs w:val="24"/>
+              </w:rPr>
+            </w:pPr>
+            <w:r>
+              <w:rPr>
+                <w:rFonts w:hint="default" w:ascii="Times New Roman" w:hAnsi="Times New Roman" w:cs="Times New Roman"/>
+                <w:b/>
+                <w:bCs/>
+                <w:sz w:val="24"/>
+                <w:szCs w:val="24"/>
+              </w:rPr>
+              <w:t>Actio</w:t>
+            </w:r>
+            <w:r>
+              <w:rPr>
+                <w:rFonts w:hint="default" w:ascii="Times New Roman" w:hAnsi="Times New Roman" w:cs="Times New Roman"/>
+                <w:b/>
+                <w:bCs/>
+                <w:sz w:val="24"/>
+                <w:szCs w:val="24"/>
+                <w:lang w:val="en-US"/>
+              </w:rPr>
+              <w:t>n</w:t>
+            </w:r>
+          </w:p>
+        </w:tc>
+        <w:tc>
+          <w:tcPr>
+            <w:tcW w:w="3493" w:type="dxa"/>
+            <w:tcBorders>
+              <w:top w:val="single" w:color="000000" w:sz="8" w:space="0"/>
+            </w:tcBorders>
+          </w:tcPr>
+          <w:p>
+            <w:pPr>
+              <w:pStyle w:val="6"/>
+              <w:spacing w:before="3" w:line="360" w:lineRule="auto"/>
+              <w:ind w:left="1243" w:right="1238"/>
+              <w:jc w:val="center"/>
+              <w:rPr>
+                <w:rFonts w:hint="default" w:ascii="Times New Roman" w:hAnsi="Times New Roman" w:cs="Times New Roman"/>
+                <w:b/>
+                <w:sz w:val="24"/>
+                <w:szCs w:val="24"/>
+              </w:rPr>
+            </w:pPr>
+            <w:r>
+              <w:rPr>
+                <w:rFonts w:hint="default" w:ascii="Times New Roman" w:hAnsi="Times New Roman" w:cs="Times New Roman"/>
+                <w:b/>
+                <w:sz w:val="24"/>
+                <w:szCs w:val="24"/>
+              </w:rPr>
+              <w:t>Response</w:t>
+            </w:r>
+          </w:p>
+        </w:tc>
+        <w:tc>
+          <w:tcPr>
+            <w:tcW w:w="142" w:type="dxa"/>
+            <w:tcBorders>
+              <w:bottom w:val="nil"/>
+            </w:tcBorders>
+          </w:tcPr>
+          <w:p>
+            <w:pPr>
+              <w:pStyle w:val="6"/>
+              <w:spacing w:line="360" w:lineRule="auto"/>
+              <w:ind w:left="0"/>
+              <w:jc w:val="left"/>
+              <w:rPr>
+                <w:rFonts w:hint="default" w:ascii="Times New Roman" w:hAnsi="Times New Roman" w:cs="Times New Roman"/>
+                <w:sz w:val="24"/>
+                <w:szCs w:val="24"/>
+              </w:rPr>
+            </w:pPr>
+          </w:p>
+        </w:tc>
+      </w:tr>
+      <w:tr>
+        <w:tblPrEx>
+          <w:tblBorders>
+            <w:top w:val="single" w:color="000000" w:sz="4" w:space="0"/>
+            <w:left w:val="single" w:color="000000" w:sz="4" w:space="0"/>
+            <w:bottom w:val="single" w:color="000000" w:sz="4" w:space="0"/>
+            <w:right w:val="single" w:color="000000" w:sz="4" w:space="0"/>
+            <w:insideH w:val="single" w:color="000000" w:sz="4" w:space="0"/>
+            <w:insideV w:val="single" w:color="000000" w:sz="4" w:space="0"/>
+          </w:tblBorders>
+          <w:tblCellMar>
+            <w:top w:w="0" w:type="dxa"/>
+            <w:left w:w="0" w:type="dxa"/>
+            <w:bottom w:w="0" w:type="dxa"/>
+            <w:right w:w="0" w:type="dxa"/>
+          </w:tblCellMar>
+        </w:tblPrEx>
+        <w:trPr>
+          <w:trHeight w:val="4968" w:hRule="atLeast"/>
+        </w:trPr>
+        <w:tc>
+          <w:tcPr>
+            <w:tcW w:w="1951" w:type="dxa"/>
+            <w:vMerge w:val="continue"/>
+            <w:tcBorders>
+              <w:top w:val="nil"/>
+            </w:tcBorders>
+          </w:tcPr>
+          <w:p>
+            <w:pPr>
+              <w:spacing w:line="360" w:lineRule="auto"/>
+              <w:jc w:val="left"/>
+              <w:rPr>
+                <w:rFonts w:hint="default" w:ascii="Times New Roman" w:hAnsi="Times New Roman" w:cs="Times New Roman"/>
+                <w:sz w:val="24"/>
+                <w:szCs w:val="24"/>
+              </w:rPr>
+            </w:pPr>
+          </w:p>
+        </w:tc>
+        <w:tc>
+          <w:tcPr>
+            <w:tcW w:w="240" w:type="dxa"/>
+            <w:vMerge w:val="continue"/>
+            <w:tcBorders>
+              <w:top w:val="nil"/>
+            </w:tcBorders>
+          </w:tcPr>
+          <w:p>
+            <w:pPr>
+              <w:spacing w:line="360" w:lineRule="auto"/>
+              <w:jc w:val="left"/>
+              <w:rPr>
+                <w:rFonts w:hint="default" w:ascii="Times New Roman" w:hAnsi="Times New Roman" w:cs="Times New Roman"/>
+                <w:sz w:val="24"/>
+                <w:szCs w:val="24"/>
+              </w:rPr>
+            </w:pPr>
+          </w:p>
+        </w:tc>
+        <w:tc>
+          <w:tcPr>
+            <w:tcW w:w="3215" w:type="dxa"/>
+            <w:tcBorders>
+              <w:bottom w:val="single" w:color="000000" w:sz="8" w:space="0"/>
+            </w:tcBorders>
+          </w:tcPr>
+          <w:p>
+            <w:pPr>
+              <w:pStyle w:val="6"/>
+              <w:tabs>
+                <w:tab w:val="left" w:pos="2119"/>
+              </w:tabs>
+              <w:spacing w:line="360" w:lineRule="auto"/>
+              <w:ind w:right="99" w:firstLine="120" w:firstLineChars="50"/>
+              <w:jc w:val="left"/>
+              <w:rPr>
+                <w:rFonts w:hint="default" w:ascii="Times New Roman" w:hAnsi="Times New Roman" w:cs="Times New Roman"/>
+                <w:sz w:val="24"/>
+                <w:szCs w:val="24"/>
+                <w:lang w:val="en-US"/>
+              </w:rPr>
+            </w:pPr>
+            <w:r>
+              <w:rPr>
+                <w:rFonts w:hint="default"/>
+                <w:sz w:val="24"/>
+                <w:szCs w:val="24"/>
+              </w:rPr>
+              <w:t>1</w:t>
+            </w:r>
+            <w:r>
+              <w:rPr>
+                <w:rFonts w:hint="default"/>
+                <w:sz w:val="24"/>
+                <w:szCs w:val="24"/>
+              </w:rPr>
+              <w:t>.</w:t>
+            </w:r>
+            <w:r>
+              <w:rPr>
+                <w:rFonts w:hint="default" w:ascii="Times New Roman" w:hAnsi="Times New Roman" w:cs="Times New Roman"/>
+                <w:sz w:val="24"/>
+                <w:szCs w:val="24"/>
+              </w:rPr>
+              <w:t xml:space="preserve"> </w:t>
+            </w:r>
+            <w:r>
+              <w:rPr>
+                <w:rFonts w:hint="default"/>
+                <w:sz w:val="24"/>
+                <w:szCs w:val="24"/>
+              </w:rPr>
+              <w:t>Customer</w:t>
+            </w:r>
+            <w:r>
+              <w:rPr>
+                <w:rFonts w:hint="default"/>
+                <w:sz w:val="24"/>
+                <w:szCs w:val="24"/>
+                <w:lang w:val="en-US"/>
+              </w:rPr>
+              <w:t xml:space="preserve"> will</w:t>
+            </w:r>
+            <w:r>
+              <w:rPr>
+                <w:rFonts w:hint="default"/>
+                <w:sz w:val="24"/>
+                <w:szCs w:val="24"/>
+              </w:rPr>
+              <w:t xml:space="preserve"> </w:t>
+            </w:r>
+            <w:r>
+              <w:rPr>
+                <w:rFonts w:hint="default"/>
+                <w:sz w:val="24"/>
+                <w:szCs w:val="24"/>
+                <w:lang w:val="en-US"/>
+              </w:rPr>
+              <w:t>login to the system</w:t>
+            </w:r>
+          </w:p>
+          <w:p>
+            <w:pPr>
+              <w:pStyle w:val="6"/>
+              <w:tabs>
+                <w:tab w:val="left" w:pos="2119"/>
+              </w:tabs>
+              <w:spacing w:line="360" w:lineRule="auto"/>
+              <w:ind w:left="0" w:leftChars="0" w:right="99" w:firstLine="0" w:firstLineChars="0"/>
+              <w:jc w:val="left"/>
+              <w:rPr>
+                <w:rFonts w:hint="default" w:ascii="Times New Roman" w:hAnsi="Times New Roman" w:cs="Times New Roman"/>
+                <w:sz w:val="24"/>
+                <w:szCs w:val="24"/>
+                <w:lang w:val="en-US"/>
+              </w:rPr>
+            </w:pPr>
+          </w:p>
+          <w:p>
+            <w:pPr>
+              <w:pStyle w:val="6"/>
+              <w:numPr>
+                <w:ilvl w:val="0"/>
+                <w:numId w:val="13"/>
+              </w:numPr>
+              <w:spacing w:line="360" w:lineRule="auto"/>
+              <w:ind w:left="220" w:leftChars="0" w:right="98" w:rightChars="0"/>
+              <w:jc w:val="left"/>
+              <w:rPr>
+                <w:rFonts w:hint="default"/>
+                <w:sz w:val="24"/>
+                <w:szCs w:val="24"/>
+              </w:rPr>
+            </w:pPr>
+            <w:r>
+              <w:rPr>
+                <w:sz w:val="24"/>
+                <w:szCs w:val="24"/>
+              </w:rPr>
+              <w:t xml:space="preserve">Customer </w:t>
+            </w:r>
+            <w:r>
+              <w:rPr>
+                <w:rFonts w:hint="default"/>
+                <w:sz w:val="24"/>
+                <w:szCs w:val="24"/>
+                <w:lang w:val="en-US"/>
+              </w:rPr>
+              <w:t xml:space="preserve"> will </w:t>
+            </w:r>
+            <w:r>
+              <w:rPr>
+                <w:sz w:val="24"/>
+                <w:szCs w:val="24"/>
+              </w:rPr>
+              <w:t>clicks on “Emergency” from bottom navigation bar.</w:t>
+            </w:r>
+          </w:p>
+          <w:p>
+            <w:pPr>
+              <w:pStyle w:val="6"/>
+              <w:numPr>
+                <w:ilvl w:val="0"/>
+                <w:numId w:val="0"/>
+              </w:numPr>
+              <w:spacing w:line="360" w:lineRule="auto"/>
+              <w:ind w:right="98" w:rightChars="0"/>
+              <w:jc w:val="left"/>
+              <w:rPr>
+                <w:rFonts w:hint="default" w:ascii="Times New Roman" w:hAnsi="Times New Roman" w:cs="Times New Roman"/>
+                <w:sz w:val="24"/>
+                <w:szCs w:val="24"/>
+                <w:lang w:val="en-US"/>
+              </w:rPr>
+            </w:pPr>
+            <w:r>
+              <w:rPr>
+                <w:rFonts w:hint="default" w:ascii="Times New Roman" w:hAnsi="Times New Roman" w:cs="Times New Roman"/>
+                <w:sz w:val="24"/>
+                <w:szCs w:val="24"/>
+                <w:lang w:val="en-US"/>
+              </w:rPr>
+              <w:t xml:space="preserve">   </w:t>
+            </w:r>
+          </w:p>
+          <w:p>
+            <w:pPr>
+              <w:bidi w:val="0"/>
+              <w:spacing w:line="360" w:lineRule="auto"/>
+              <w:ind w:left="220" w:leftChars="100" w:firstLine="0" w:firstLineChars="0"/>
+              <w:rPr>
+                <w:rFonts w:hint="default" w:ascii="Times New Roman" w:hAnsi="Times New Roman" w:cs="Times New Roman"/>
+                <w:sz w:val="24"/>
+                <w:szCs w:val="24"/>
+                <w:lang w:val="en-US"/>
+              </w:rPr>
+            </w:pPr>
+            <w:r>
+              <w:rPr>
+                <w:rFonts w:hint="default"/>
+                <w:sz w:val="24"/>
+                <w:szCs w:val="24"/>
+                <w:lang w:val="en-US"/>
+              </w:rPr>
+              <w:t xml:space="preserve">5. </w:t>
+            </w:r>
+            <w:r>
+              <w:rPr>
+                <w:rFonts w:hint="default" w:ascii="Times New Roman" w:hAnsi="Times New Roman" w:eastAsia="SimSun" w:cs="Times New Roman"/>
+                <w:sz w:val="24"/>
+                <w:szCs w:val="24"/>
+              </w:rPr>
+              <w:t xml:space="preserve">Customer </w:t>
+            </w:r>
+            <w:r>
+              <w:rPr>
+                <w:rFonts w:hint="default" w:eastAsia="SimSun" w:cs="Times New Roman"/>
+                <w:sz w:val="24"/>
+                <w:szCs w:val="24"/>
+                <w:lang w:val="en-US"/>
+              </w:rPr>
+              <w:t xml:space="preserve">will </w:t>
+            </w:r>
+            <w:r>
+              <w:rPr>
+                <w:rFonts w:hint="default" w:ascii="Times New Roman" w:hAnsi="Times New Roman" w:eastAsia="SimSun" w:cs="Times New Roman"/>
+                <w:sz w:val="24"/>
+                <w:szCs w:val="24"/>
+              </w:rPr>
+              <w:t>selects one category (e.g., Plumber</w:t>
+            </w:r>
+            <w:r>
+              <w:rPr>
+                <w:rFonts w:hint="default" w:ascii="Times New Roman" w:hAnsi="Times New Roman" w:eastAsia="SimSun" w:cs="Times New Roman"/>
+                <w:sz w:val="24"/>
+                <w:szCs w:val="24"/>
+                <w:lang w:val="en-US"/>
+              </w:rPr>
+              <w:t xml:space="preserve"> </w:t>
+            </w:r>
+            <w:r>
+              <w:rPr>
+                <w:rFonts w:hint="default" w:ascii="Times New Roman" w:hAnsi="Times New Roman" w:eastAsia="SimSun" w:cs="Times New Roman"/>
+                <w:sz w:val="24"/>
+                <w:szCs w:val="24"/>
+              </w:rPr>
+              <w:t>Electrician, Cleaner).</w:t>
+            </w:r>
+          </w:p>
+          <w:p>
+            <w:pPr>
+              <w:pStyle w:val="6"/>
+              <w:numPr>
+                <w:ilvl w:val="0"/>
+                <w:numId w:val="0"/>
+              </w:numPr>
+              <w:spacing w:line="360" w:lineRule="auto"/>
+              <w:ind w:right="98" w:rightChars="0"/>
+              <w:jc w:val="left"/>
+              <w:rPr>
+                <w:rFonts w:hint="default" w:ascii="Times New Roman" w:hAnsi="Times New Roman" w:cs="Times New Roman"/>
+                <w:sz w:val="24"/>
+                <w:szCs w:val="24"/>
+                <w:lang w:val="en-US"/>
+              </w:rPr>
+            </w:pPr>
+          </w:p>
+          <w:p>
+            <w:pPr>
+              <w:pStyle w:val="6"/>
+              <w:numPr>
+                <w:ilvl w:val="0"/>
+                <w:numId w:val="0"/>
+              </w:numPr>
+              <w:spacing w:line="360" w:lineRule="auto"/>
+              <w:ind w:right="98" w:rightChars="0"/>
+              <w:jc w:val="left"/>
+              <w:rPr>
+                <w:rFonts w:hint="default" w:ascii="Times New Roman" w:hAnsi="Times New Roman" w:cs="Times New Roman"/>
+                <w:sz w:val="24"/>
+                <w:szCs w:val="24"/>
+                <w:lang w:val="en-US"/>
+              </w:rPr>
+            </w:pPr>
+          </w:p>
+          <w:p>
+            <w:pPr>
+              <w:numPr>
+                <w:numId w:val="0"/>
+              </w:numPr>
+              <w:bidi w:val="0"/>
+              <w:spacing w:line="360" w:lineRule="auto"/>
+              <w:ind w:left="240" w:leftChars="109" w:firstLine="0" w:firstLineChars="0"/>
+              <w:rPr>
+                <w:rFonts w:hint="default"/>
+                <w:sz w:val="24"/>
+                <w:szCs w:val="24"/>
+                <w:lang w:val="en-US"/>
+              </w:rPr>
+            </w:pPr>
+            <w:r>
+              <w:rPr>
+                <w:rFonts w:hint="default"/>
+                <w:sz w:val="24"/>
+                <w:szCs w:val="24"/>
+                <w:lang w:val="en-US"/>
+              </w:rPr>
+              <w:t xml:space="preserve">7. </w:t>
+            </w:r>
+            <w:r>
+              <w:rPr>
+                <w:sz w:val="24"/>
+                <w:szCs w:val="24"/>
+              </w:rPr>
+              <w:t>Customer</w:t>
+            </w:r>
+            <w:r>
+              <w:rPr>
+                <w:rFonts w:hint="default"/>
+                <w:sz w:val="24"/>
+                <w:szCs w:val="24"/>
+                <w:lang w:val="en-US"/>
+              </w:rPr>
+              <w:t xml:space="preserve"> will</w:t>
+            </w:r>
+            <w:r>
+              <w:rPr>
+                <w:sz w:val="24"/>
+                <w:szCs w:val="24"/>
+              </w:rPr>
+              <w:t xml:space="preserve"> uploads image.</w:t>
+            </w:r>
+          </w:p>
+          <w:p>
+            <w:pPr>
+              <w:bidi w:val="0"/>
+              <w:spacing w:line="360" w:lineRule="auto"/>
+              <w:rPr>
+                <w:rFonts w:hint="default"/>
+                <w:sz w:val="24"/>
+                <w:szCs w:val="24"/>
+                <w:lang w:val="en-US"/>
+              </w:rPr>
+            </w:pPr>
+          </w:p>
+          <w:p>
+            <w:pPr>
+              <w:bidi w:val="0"/>
+              <w:spacing w:line="360" w:lineRule="auto"/>
+              <w:ind w:left="220" w:hanging="240" w:hangingChars="100"/>
+              <w:rPr>
+                <w:rFonts w:hint="default"/>
+                <w:sz w:val="24"/>
+                <w:szCs w:val="24"/>
+                <w:lang w:val="en-US"/>
+              </w:rPr>
+            </w:pPr>
+            <w:r>
+              <w:rPr>
+                <w:rFonts w:hint="default"/>
+                <w:sz w:val="24"/>
+                <w:szCs w:val="24"/>
+                <w:lang w:val="en-US"/>
+              </w:rPr>
+              <w:t xml:space="preserve">  </w:t>
+            </w:r>
+            <w:r>
+              <w:rPr>
+                <w:rFonts w:hint="default"/>
+                <w:sz w:val="24"/>
+                <w:szCs w:val="24"/>
+              </w:rPr>
+              <w:t>9. Customer</w:t>
+            </w:r>
+            <w:r>
+              <w:rPr>
+                <w:rFonts w:hint="default"/>
+                <w:sz w:val="24"/>
+                <w:szCs w:val="24"/>
+                <w:lang w:val="en-US"/>
+              </w:rPr>
+              <w:t xml:space="preserve"> wil</w:t>
+            </w:r>
+            <w:r>
+              <w:rPr>
+                <w:rFonts w:hint="default"/>
+                <w:sz w:val="24"/>
+                <w:szCs w:val="24"/>
+              </w:rPr>
+              <w:t xml:space="preserve"> sets or confirms location.</w:t>
+            </w:r>
+          </w:p>
+          <w:p>
+            <w:pPr>
+              <w:pStyle w:val="6"/>
+              <w:numPr>
+                <w:ilvl w:val="0"/>
+                <w:numId w:val="0"/>
+              </w:numPr>
+              <w:spacing w:line="360" w:lineRule="auto"/>
+              <w:ind w:right="98" w:rightChars="0"/>
+              <w:jc w:val="left"/>
+              <w:rPr>
+                <w:rFonts w:hint="default" w:cs="Times New Roman"/>
+                <w:sz w:val="24"/>
+                <w:szCs w:val="24"/>
+                <w:lang w:val="en-US"/>
+              </w:rPr>
+            </w:pPr>
+          </w:p>
+          <w:p>
+            <w:pPr>
+              <w:numPr>
+                <w:ilvl w:val="0"/>
+                <w:numId w:val="14"/>
+              </w:numPr>
+              <w:bidi w:val="0"/>
+              <w:spacing w:line="360" w:lineRule="auto"/>
+              <w:ind w:left="220" w:leftChars="100" w:firstLine="0" w:firstLineChars="0"/>
+              <w:rPr>
+                <w:rFonts w:hint="default"/>
+                <w:sz w:val="24"/>
+                <w:szCs w:val="24"/>
+              </w:rPr>
+            </w:pPr>
+            <w:r>
+              <w:rPr>
+                <w:rFonts w:hint="default"/>
+                <w:sz w:val="24"/>
+                <w:szCs w:val="24"/>
+              </w:rPr>
+              <w:t>Customer</w:t>
+            </w:r>
+            <w:r>
+              <w:rPr>
+                <w:rFonts w:hint="default"/>
+                <w:sz w:val="24"/>
+                <w:szCs w:val="24"/>
+                <w:lang w:val="en-US"/>
+              </w:rPr>
+              <w:t xml:space="preserve"> will</w:t>
+            </w:r>
+            <w:r>
+              <w:rPr>
+                <w:rFonts w:hint="default"/>
+                <w:sz w:val="24"/>
+                <w:szCs w:val="24"/>
+              </w:rPr>
+              <w:t xml:space="preserve"> enters bid amount and quick job note.</w:t>
+            </w:r>
+          </w:p>
+          <w:p>
+            <w:pPr>
+              <w:numPr>
+                <w:ilvl w:val="0"/>
+                <w:numId w:val="14"/>
+              </w:numPr>
+              <w:bidi w:val="0"/>
+              <w:spacing w:line="360" w:lineRule="auto"/>
+              <w:ind w:left="220" w:leftChars="100" w:firstLine="0" w:firstLineChars="0"/>
+              <w:rPr>
+                <w:rFonts w:hint="default" w:ascii="Times New Roman" w:hAnsi="Times New Roman" w:eastAsia="SimSun" w:cs="Times New Roman"/>
+                <w:sz w:val="24"/>
+                <w:szCs w:val="24"/>
+              </w:rPr>
+            </w:pPr>
+            <w:r>
+              <w:rPr>
+                <w:rFonts w:hint="default" w:ascii="Times New Roman" w:hAnsi="Times New Roman" w:eastAsia="SimSun" w:cs="Times New Roman"/>
+                <w:sz w:val="24"/>
+                <w:szCs w:val="24"/>
+              </w:rPr>
+              <w:t>Customer</w:t>
+            </w:r>
+            <w:r>
+              <w:rPr>
+                <w:rFonts w:hint="default" w:eastAsia="SimSun" w:cs="Times New Roman"/>
+                <w:sz w:val="24"/>
+                <w:szCs w:val="24"/>
+                <w:lang w:val="en-US"/>
+              </w:rPr>
+              <w:t xml:space="preserve"> will</w:t>
+            </w:r>
+            <w:r>
+              <w:rPr>
+                <w:rFonts w:hint="default" w:ascii="Times New Roman" w:hAnsi="Times New Roman" w:eastAsia="SimSun" w:cs="Times New Roman"/>
+                <w:sz w:val="24"/>
+                <w:szCs w:val="24"/>
+              </w:rPr>
+              <w:t xml:space="preserve"> clicks “Send Emergency Request”</w:t>
+            </w:r>
+          </w:p>
+          <w:p>
+            <w:pPr>
+              <w:widowControl w:val="0"/>
+              <w:numPr>
+                <w:numId w:val="0"/>
+              </w:numPr>
+              <w:autoSpaceDE w:val="0"/>
+              <w:autoSpaceDN w:val="0"/>
+              <w:bidi w:val="0"/>
+              <w:spacing w:line="360" w:lineRule="auto"/>
+              <w:rPr>
+                <w:rFonts w:hint="default" w:ascii="Times New Roman" w:hAnsi="Times New Roman" w:eastAsia="SimSun" w:cs="Times New Roman"/>
+                <w:sz w:val="24"/>
+                <w:szCs w:val="24"/>
+                <w:lang w:val="en-US"/>
+              </w:rPr>
+            </w:pPr>
+          </w:p>
+          <w:p>
+            <w:pPr>
+              <w:widowControl w:val="0"/>
+              <w:numPr>
+                <w:numId w:val="0"/>
+              </w:numPr>
+              <w:autoSpaceDE w:val="0"/>
+              <w:autoSpaceDN w:val="0"/>
+              <w:bidi w:val="0"/>
+              <w:spacing w:line="360" w:lineRule="auto"/>
+              <w:rPr>
+                <w:rFonts w:hint="default" w:ascii="Times New Roman" w:hAnsi="Times New Roman" w:eastAsia="SimSun" w:cs="Times New Roman"/>
+                <w:sz w:val="24"/>
+                <w:szCs w:val="24"/>
+                <w:lang w:val="en-US"/>
+              </w:rPr>
+            </w:pPr>
+          </w:p>
+          <w:p>
+            <w:pPr>
+              <w:widowControl w:val="0"/>
+              <w:numPr>
+                <w:numId w:val="0"/>
+              </w:numPr>
+              <w:autoSpaceDE w:val="0"/>
+              <w:autoSpaceDN w:val="0"/>
+              <w:bidi w:val="0"/>
+              <w:spacing w:line="360" w:lineRule="auto"/>
+              <w:ind w:left="360" w:hanging="360" w:hangingChars="150"/>
+              <w:rPr>
+                <w:rFonts w:hint="default" w:ascii="Times New Roman" w:hAnsi="Times New Roman" w:eastAsia="SimSun" w:cs="Times New Roman"/>
+                <w:sz w:val="24"/>
+                <w:szCs w:val="24"/>
+                <w:lang w:val="en-US"/>
+              </w:rPr>
+            </w:pPr>
+            <w:r>
+              <w:rPr>
+                <w:rFonts w:hint="default" w:ascii="Times New Roman" w:hAnsi="Times New Roman" w:eastAsia="SimSun" w:cs="Times New Roman"/>
+                <w:sz w:val="24"/>
+                <w:szCs w:val="24"/>
+                <w:lang w:val="en-US"/>
+              </w:rPr>
+              <w:t xml:space="preserve">     </w:t>
+            </w:r>
+            <w:r>
+              <w:rPr>
+                <w:rFonts w:hint="default" w:ascii="Times New Roman" w:hAnsi="Times New Roman" w:eastAsia="SimSun" w:cs="Times New Roman"/>
+                <w:sz w:val="24"/>
+                <w:szCs w:val="24"/>
+              </w:rPr>
+              <w:t xml:space="preserve">14. Customer </w:t>
+            </w:r>
+            <w:r>
+              <w:rPr>
+                <w:rFonts w:hint="default" w:eastAsia="SimSun" w:cs="Times New Roman"/>
+                <w:sz w:val="24"/>
+                <w:szCs w:val="24"/>
+                <w:lang w:val="en-US"/>
+              </w:rPr>
+              <w:t xml:space="preserve"> will </w:t>
+            </w:r>
+            <w:r>
+              <w:rPr>
+                <w:rFonts w:hint="default" w:ascii="Times New Roman" w:hAnsi="Times New Roman" w:eastAsia="SimSun" w:cs="Times New Roman"/>
+                <w:sz w:val="24"/>
+                <w:szCs w:val="24"/>
+              </w:rPr>
+              <w:t>receives confirmation that emergency request was sent.</w:t>
+            </w:r>
+          </w:p>
+        </w:tc>
+        <w:tc>
+          <w:tcPr>
+            <w:tcW w:w="3493" w:type="dxa"/>
+            <w:tcBorders>
+              <w:bottom w:val="single" w:color="000000" w:sz="8" w:space="0"/>
+            </w:tcBorders>
+          </w:tcPr>
+          <w:p>
+            <w:pPr>
+              <w:bidi w:val="0"/>
+              <w:spacing w:line="360" w:lineRule="auto"/>
+              <w:rPr>
+                <w:rFonts w:hint="default"/>
+                <w:sz w:val="24"/>
+                <w:szCs w:val="24"/>
+                <w:lang w:val="en-US"/>
+              </w:rPr>
+            </w:pPr>
+          </w:p>
+          <w:p>
+            <w:pPr>
+              <w:bidi w:val="0"/>
+              <w:spacing w:line="360" w:lineRule="auto"/>
+              <w:ind w:left="240" w:leftChars="109" w:firstLine="0" w:firstLineChars="0"/>
+              <w:rPr>
+                <w:rFonts w:hint="default" w:ascii="Times New Roman" w:hAnsi="Times New Roman" w:cs="Times New Roman"/>
+                <w:sz w:val="24"/>
+                <w:szCs w:val="24"/>
+                <w:lang w:val="en-US"/>
+              </w:rPr>
+            </w:pPr>
+            <w:r>
+              <w:rPr>
+                <w:rFonts w:hint="default" w:ascii="Times New Roman" w:hAnsi="Times New Roman" w:cs="Times New Roman"/>
+                <w:sz w:val="24"/>
+                <w:szCs w:val="24"/>
+              </w:rPr>
+              <w:t xml:space="preserve">2. </w:t>
+            </w:r>
+            <w:r>
+              <w:rPr>
+                <w:rFonts w:hint="default" w:ascii="Times New Roman" w:hAnsi="Times New Roman" w:eastAsia="SimSun" w:cs="Times New Roman"/>
+                <w:sz w:val="24"/>
+                <w:szCs w:val="24"/>
+              </w:rPr>
+              <w:t xml:space="preserve">System </w:t>
+            </w:r>
+            <w:r>
+              <w:rPr>
+                <w:rFonts w:hint="default" w:eastAsia="SimSun" w:cs="Times New Roman"/>
+                <w:sz w:val="24"/>
+                <w:szCs w:val="24"/>
+                <w:lang w:val="en-US"/>
+              </w:rPr>
+              <w:t xml:space="preserve">will </w:t>
+            </w:r>
+            <w:r>
+              <w:rPr>
+                <w:rFonts w:hint="default" w:ascii="Times New Roman" w:hAnsi="Times New Roman" w:eastAsia="SimSun" w:cs="Times New Roman"/>
+                <w:sz w:val="24"/>
+                <w:szCs w:val="24"/>
+              </w:rPr>
+              <w:t>the dashboard with navigation bar.</w:t>
+            </w:r>
+          </w:p>
+          <w:p>
+            <w:pPr>
+              <w:bidi w:val="0"/>
+              <w:spacing w:line="360" w:lineRule="auto"/>
+              <w:rPr>
+                <w:rFonts w:hint="default"/>
+                <w:sz w:val="24"/>
+                <w:szCs w:val="24"/>
+                <w:lang w:val="en-US"/>
+              </w:rPr>
+            </w:pPr>
+          </w:p>
+          <w:p>
+            <w:pPr>
+              <w:numPr>
+                <w:ilvl w:val="0"/>
+                <w:numId w:val="13"/>
+              </w:numPr>
+              <w:bidi w:val="0"/>
+              <w:spacing w:line="360" w:lineRule="auto"/>
+              <w:ind w:left="220" w:leftChars="0" w:firstLine="0" w:firstLineChars="0"/>
+              <w:rPr>
+                <w:rFonts w:hint="default" w:ascii="Times New Roman" w:hAnsi="Times New Roman" w:eastAsia="SimSun" w:cs="Times New Roman"/>
+                <w:sz w:val="24"/>
+                <w:szCs w:val="24"/>
+              </w:rPr>
+            </w:pPr>
+            <w:r>
+              <w:rPr>
+                <w:rFonts w:hint="default" w:ascii="Times New Roman" w:hAnsi="Times New Roman" w:eastAsia="SimSun" w:cs="Times New Roman"/>
+                <w:sz w:val="24"/>
+                <w:szCs w:val="24"/>
+              </w:rPr>
+              <w:t xml:space="preserve">System </w:t>
+            </w:r>
+            <w:r>
+              <w:rPr>
+                <w:rFonts w:hint="default" w:eastAsia="SimSun" w:cs="Times New Roman"/>
+                <w:sz w:val="24"/>
+                <w:szCs w:val="24"/>
+                <w:lang w:val="en-US"/>
+              </w:rPr>
+              <w:t xml:space="preserve">will </w:t>
+            </w:r>
+            <w:r>
+              <w:rPr>
+                <w:rFonts w:hint="default" w:ascii="Times New Roman" w:hAnsi="Times New Roman" w:eastAsia="SimSun" w:cs="Times New Roman"/>
+                <w:sz w:val="24"/>
+                <w:szCs w:val="24"/>
+              </w:rPr>
+              <w:t>opens emergency module with 3 options: Plumber, Electrician, Cleaner.</w:t>
+            </w:r>
+          </w:p>
+          <w:p>
+            <w:pPr>
+              <w:numPr>
+                <w:numId w:val="0"/>
+              </w:numPr>
+              <w:bidi w:val="0"/>
+              <w:spacing w:line="360" w:lineRule="auto"/>
+              <w:ind w:left="220" w:leftChars="0"/>
+              <w:rPr>
+                <w:rFonts w:hint="default" w:ascii="Times New Roman" w:hAnsi="Times New Roman" w:eastAsia="SimSun" w:cs="Times New Roman"/>
+                <w:sz w:val="24"/>
+                <w:szCs w:val="24"/>
+              </w:rPr>
+            </w:pPr>
+          </w:p>
+          <w:p>
+            <w:pPr>
+              <w:numPr>
+                <w:numId w:val="0"/>
+              </w:numPr>
+              <w:bidi w:val="0"/>
+              <w:spacing w:line="360" w:lineRule="auto"/>
+              <w:ind w:left="220" w:leftChars="0"/>
+              <w:rPr>
+                <w:rFonts w:hint="default" w:ascii="Times New Roman" w:hAnsi="Times New Roman" w:eastAsia="SimSun" w:cs="Times New Roman"/>
+                <w:sz w:val="24"/>
+                <w:szCs w:val="24"/>
+              </w:rPr>
+            </w:pPr>
+          </w:p>
+          <w:p>
+            <w:pPr>
+              <w:bidi w:val="0"/>
+              <w:spacing w:line="360" w:lineRule="auto"/>
+              <w:ind w:left="240" w:leftChars="109" w:firstLine="0" w:firstLineChars="0"/>
+              <w:rPr>
+                <w:rFonts w:hint="default" w:ascii="Times New Roman" w:hAnsi="Times New Roman" w:cs="Times New Roman"/>
+                <w:sz w:val="24"/>
+                <w:szCs w:val="24"/>
+                <w:lang w:val="en-US"/>
+              </w:rPr>
+            </w:pPr>
+            <w:r>
+              <w:rPr>
+                <w:rFonts w:hint="default"/>
+                <w:sz w:val="24"/>
+                <w:szCs w:val="24"/>
+              </w:rPr>
+              <w:t>6.</w:t>
+            </w:r>
+            <w:r>
+              <w:rPr>
+                <w:rFonts w:hint="default" w:ascii="Times New Roman" w:hAnsi="Times New Roman" w:cs="Times New Roman"/>
+                <w:sz w:val="24"/>
+                <w:szCs w:val="24"/>
+              </w:rPr>
+              <w:t xml:space="preserve"> </w:t>
+            </w:r>
+            <w:r>
+              <w:rPr>
+                <w:rFonts w:hint="default" w:ascii="Times New Roman" w:hAnsi="Times New Roman" w:eastAsia="SimSun" w:cs="Times New Roman"/>
+                <w:sz w:val="24"/>
+                <w:szCs w:val="24"/>
+              </w:rPr>
+              <w:t>System</w:t>
+            </w:r>
+            <w:r>
+              <w:rPr>
+                <w:rFonts w:hint="default" w:eastAsia="SimSun" w:cs="Times New Roman"/>
+                <w:sz w:val="24"/>
+                <w:szCs w:val="24"/>
+                <w:lang w:val="en-US"/>
+              </w:rPr>
+              <w:t xml:space="preserve"> will</w:t>
+            </w:r>
+            <w:r>
+              <w:rPr>
+                <w:rFonts w:hint="default" w:ascii="Times New Roman" w:hAnsi="Times New Roman" w:eastAsia="SimSun" w:cs="Times New Roman"/>
+                <w:sz w:val="24"/>
+                <w:szCs w:val="24"/>
+              </w:rPr>
+              <w:t xml:space="preserve"> prompts user to upload a picture of the issue.</w:t>
+            </w:r>
+          </w:p>
+          <w:p>
+            <w:pPr>
+              <w:bidi w:val="0"/>
+              <w:spacing w:line="360" w:lineRule="auto"/>
+              <w:rPr>
+                <w:rFonts w:hint="default"/>
+                <w:sz w:val="24"/>
+                <w:szCs w:val="24"/>
+              </w:rPr>
+            </w:pPr>
+          </w:p>
+          <w:p>
+            <w:pPr>
+              <w:numPr>
+                <w:ilvl w:val="0"/>
+                <w:numId w:val="15"/>
+              </w:numPr>
+              <w:bidi w:val="0"/>
+              <w:spacing w:line="360" w:lineRule="auto"/>
+              <w:ind w:left="180" w:leftChars="0" w:firstLine="0" w:firstLineChars="0"/>
+              <w:rPr>
+                <w:rFonts w:hint="default" w:ascii="Times New Roman" w:hAnsi="Times New Roman" w:eastAsia="SimSun" w:cs="Times New Roman"/>
+                <w:sz w:val="24"/>
+                <w:szCs w:val="24"/>
+              </w:rPr>
+            </w:pPr>
+            <w:r>
+              <w:rPr>
+                <w:rFonts w:hint="default" w:ascii="Times New Roman" w:hAnsi="Times New Roman" w:eastAsia="SimSun" w:cs="Times New Roman"/>
+                <w:sz w:val="24"/>
+                <w:szCs w:val="24"/>
+              </w:rPr>
+              <w:t>System prompts for location access or manual entry.</w:t>
+            </w:r>
+          </w:p>
+          <w:p>
+            <w:pPr>
+              <w:numPr>
+                <w:numId w:val="0"/>
+              </w:numPr>
+              <w:bidi w:val="0"/>
+              <w:spacing w:line="360" w:lineRule="auto"/>
+              <w:ind w:left="180" w:leftChars="0"/>
+              <w:rPr>
+                <w:rFonts w:hint="default" w:ascii="Times New Roman" w:hAnsi="Times New Roman" w:eastAsia="SimSun" w:cs="Times New Roman"/>
+                <w:sz w:val="24"/>
+                <w:szCs w:val="24"/>
+                <w:lang w:val="en-US"/>
+              </w:rPr>
+            </w:pPr>
+          </w:p>
+          <w:p>
+            <w:pPr>
+              <w:numPr>
+                <w:numId w:val="0"/>
+              </w:numPr>
+              <w:bidi w:val="0"/>
+              <w:spacing w:line="360" w:lineRule="auto"/>
+              <w:ind w:left="180" w:leftChars="0"/>
+              <w:rPr>
+                <w:rFonts w:hint="default" w:ascii="Times New Roman" w:hAnsi="Times New Roman" w:eastAsia="SimSun" w:cs="Times New Roman"/>
+                <w:sz w:val="24"/>
+                <w:szCs w:val="24"/>
+                <w:lang w:val="en-US"/>
+              </w:rPr>
+            </w:pPr>
+          </w:p>
+          <w:p>
+            <w:pPr>
+              <w:numPr>
+                <w:ilvl w:val="0"/>
+                <w:numId w:val="15"/>
+              </w:numPr>
+              <w:bidi w:val="0"/>
+              <w:spacing w:line="360" w:lineRule="auto"/>
+              <w:ind w:left="180" w:leftChars="0" w:firstLine="0" w:firstLineChars="0"/>
+              <w:rPr>
+                <w:rFonts w:hint="default" w:ascii="Times New Roman" w:hAnsi="Times New Roman" w:eastAsia="SimSun" w:cs="Times New Roman"/>
+                <w:sz w:val="24"/>
+                <w:szCs w:val="24"/>
+              </w:rPr>
+            </w:pPr>
+            <w:r>
+              <w:rPr>
+                <w:rFonts w:hint="default" w:ascii="Times New Roman" w:hAnsi="Times New Roman" w:eastAsia="SimSun" w:cs="Times New Roman"/>
+                <w:sz w:val="24"/>
+                <w:szCs w:val="24"/>
+              </w:rPr>
+              <w:t xml:space="preserve">System </w:t>
+            </w:r>
+            <w:r>
+              <w:rPr>
+                <w:rFonts w:hint="default" w:eastAsia="SimSun" w:cs="Times New Roman"/>
+                <w:sz w:val="24"/>
+                <w:szCs w:val="24"/>
+                <w:lang w:val="en-US"/>
+              </w:rPr>
+              <w:t xml:space="preserve">will </w:t>
+            </w:r>
+            <w:r>
+              <w:rPr>
+                <w:rFonts w:hint="default" w:ascii="Times New Roman" w:hAnsi="Times New Roman" w:eastAsia="SimSun" w:cs="Times New Roman"/>
+                <w:sz w:val="24"/>
+                <w:szCs w:val="24"/>
+              </w:rPr>
+              <w:t>shows bid form for emergency request.</w:t>
+            </w:r>
+          </w:p>
+          <w:p>
+            <w:pPr>
+              <w:numPr>
+                <w:numId w:val="0"/>
+              </w:numPr>
+              <w:bidi w:val="0"/>
+              <w:spacing w:line="360" w:lineRule="auto"/>
+              <w:ind w:left="180" w:leftChars="0"/>
+              <w:rPr>
+                <w:rFonts w:hint="default" w:ascii="Times New Roman" w:hAnsi="Times New Roman" w:eastAsia="SimSun" w:cs="Times New Roman"/>
+                <w:sz w:val="24"/>
+                <w:szCs w:val="24"/>
+                <w:lang w:val="en-US"/>
+              </w:rPr>
+            </w:pPr>
+          </w:p>
+          <w:p>
+            <w:pPr>
+              <w:numPr>
+                <w:numId w:val="0"/>
+              </w:numPr>
+              <w:bidi w:val="0"/>
+              <w:spacing w:line="360" w:lineRule="auto"/>
+              <w:ind w:left="240" w:hanging="240" w:hangingChars="100"/>
+              <w:rPr>
+                <w:rFonts w:hint="default" w:eastAsia="SimSun" w:cs="Times New Roman"/>
+                <w:sz w:val="24"/>
+                <w:szCs w:val="24"/>
+                <w:lang w:val="en-US"/>
+              </w:rPr>
+            </w:pPr>
+            <w:r>
+              <w:rPr>
+                <w:rFonts w:hint="default" w:eastAsia="SimSun" w:cs="Times New Roman"/>
+                <w:sz w:val="24"/>
+                <w:szCs w:val="24"/>
+                <w:lang w:val="en-US"/>
+              </w:rPr>
+              <w:t xml:space="preserve">   </w:t>
+            </w:r>
+          </w:p>
+          <w:p>
+            <w:pPr>
+              <w:numPr>
+                <w:ilvl w:val="0"/>
+                <w:numId w:val="14"/>
+              </w:numPr>
+              <w:bidi w:val="0"/>
+              <w:spacing w:line="360" w:lineRule="auto"/>
+              <w:ind w:left="220" w:leftChars="100" w:firstLine="0" w:firstLineChars="0"/>
+              <w:rPr>
+                <w:rFonts w:hint="default" w:ascii="Times New Roman" w:hAnsi="Times New Roman" w:eastAsia="SimSun" w:cs="Times New Roman"/>
+                <w:sz w:val="24"/>
+                <w:szCs w:val="24"/>
+              </w:rPr>
+            </w:pPr>
+            <w:r>
+              <w:rPr>
+                <w:rFonts w:hint="default" w:ascii="Times New Roman" w:hAnsi="Times New Roman" w:eastAsia="SimSun" w:cs="Times New Roman"/>
+                <w:sz w:val="24"/>
+                <w:szCs w:val="24"/>
+              </w:rPr>
+              <w:t xml:space="preserve">System </w:t>
+            </w:r>
+            <w:r>
+              <w:rPr>
+                <w:rFonts w:hint="default" w:eastAsia="SimSun" w:cs="Times New Roman"/>
+                <w:sz w:val="24"/>
+                <w:szCs w:val="24"/>
+                <w:lang w:val="en-US"/>
+              </w:rPr>
+              <w:t xml:space="preserve">will sent </w:t>
+            </w:r>
+            <w:r>
+              <w:rPr>
+                <w:rFonts w:hint="default" w:ascii="Times New Roman" w:hAnsi="Times New Roman" w:eastAsia="SimSun" w:cs="Times New Roman"/>
+                <w:sz w:val="24"/>
+                <w:szCs w:val="24"/>
+              </w:rPr>
+              <w:t>request as urgent, sends to nearby available provider.</w:t>
+            </w:r>
+          </w:p>
+          <w:p>
+            <w:pPr>
+              <w:numPr>
+                <w:numId w:val="0"/>
+              </w:numPr>
+              <w:bidi w:val="0"/>
+              <w:spacing w:line="360" w:lineRule="auto"/>
+              <w:ind w:leftChars="100"/>
+              <w:rPr>
+                <w:rFonts w:hint="default" w:ascii="Times New Roman" w:hAnsi="Times New Roman" w:eastAsia="SimSun" w:cs="Times New Roman"/>
+                <w:sz w:val="24"/>
+                <w:szCs w:val="24"/>
+                <w:lang w:val="en-US"/>
+              </w:rPr>
+            </w:pPr>
+          </w:p>
+        </w:tc>
+        <w:tc>
+          <w:tcPr>
+            <w:tcW w:w="142" w:type="dxa"/>
+            <w:tcBorders>
+              <w:top w:val="nil"/>
+            </w:tcBorders>
+          </w:tcPr>
+          <w:p>
+            <w:pPr>
+              <w:pStyle w:val="6"/>
+              <w:spacing w:line="360" w:lineRule="auto"/>
+              <w:ind w:left="0"/>
+              <w:jc w:val="left"/>
+              <w:rPr>
+                <w:rFonts w:hint="default" w:ascii="Times New Roman" w:hAnsi="Times New Roman" w:cs="Times New Roman"/>
+                <w:sz w:val="24"/>
+                <w:szCs w:val="24"/>
+              </w:rPr>
+            </w:pPr>
+          </w:p>
+        </w:tc>
+      </w:tr>
+      <w:tr>
+        <w:tblPrEx>
+          <w:tblBorders>
+            <w:top w:val="single" w:color="000000" w:sz="4" w:space="0"/>
+            <w:left w:val="single" w:color="000000" w:sz="4" w:space="0"/>
+            <w:bottom w:val="single" w:color="000000" w:sz="4" w:space="0"/>
+            <w:right w:val="single" w:color="000000" w:sz="4" w:space="0"/>
+            <w:insideH w:val="single" w:color="000000" w:sz="4" w:space="0"/>
+            <w:insideV w:val="single" w:color="000000" w:sz="4" w:space="0"/>
+          </w:tblBorders>
+          <w:tblCellMar>
+            <w:top w:w="0" w:type="dxa"/>
+            <w:left w:w="0" w:type="dxa"/>
+            <w:bottom w:w="0" w:type="dxa"/>
+            <w:right w:w="0" w:type="dxa"/>
+          </w:tblCellMar>
+        </w:tblPrEx>
+        <w:trPr>
+          <w:trHeight w:val="2070" w:hRule="atLeast"/>
+        </w:trPr>
+        <w:tc>
+          <w:tcPr>
+            <w:tcW w:w="1951" w:type="dxa"/>
+          </w:tcPr>
+          <w:p>
+            <w:pPr>
+              <w:pStyle w:val="6"/>
+              <w:spacing w:line="360" w:lineRule="auto"/>
+              <w:ind w:right="745"/>
+              <w:jc w:val="left"/>
+              <w:rPr>
+                <w:rFonts w:hint="default" w:ascii="Times New Roman" w:hAnsi="Times New Roman" w:cs="Times New Roman"/>
+                <w:sz w:val="24"/>
+                <w:szCs w:val="24"/>
+              </w:rPr>
+            </w:pPr>
+            <w:r>
+              <w:rPr>
+                <w:rFonts w:hint="default" w:ascii="Times New Roman" w:hAnsi="Times New Roman" w:cs="Times New Roman"/>
+                <w:spacing w:val="-1"/>
+                <w:sz w:val="24"/>
+                <w:szCs w:val="24"/>
+              </w:rPr>
+              <w:t>Alternative</w:t>
+            </w:r>
+            <w:r>
+              <w:rPr>
+                <w:rFonts w:hint="default" w:ascii="Times New Roman" w:hAnsi="Times New Roman" w:cs="Times New Roman"/>
+                <w:spacing w:val="-57"/>
+                <w:sz w:val="24"/>
+                <w:szCs w:val="24"/>
+              </w:rPr>
+              <w:t xml:space="preserve"> </w:t>
+            </w:r>
+            <w:r>
+              <w:rPr>
+                <w:rFonts w:hint="default" w:ascii="Times New Roman" w:hAnsi="Times New Roman" w:cs="Times New Roman"/>
+                <w:sz w:val="24"/>
+                <w:szCs w:val="24"/>
+              </w:rPr>
+              <w:t>Scenario</w:t>
+            </w:r>
+          </w:p>
+        </w:tc>
+        <w:tc>
+          <w:tcPr>
+            <w:tcW w:w="7090" w:type="dxa"/>
+            <w:gridSpan w:val="4"/>
+            <w:tcBorders>
+              <w:top w:val="single" w:color="000000" w:sz="8" w:space="0"/>
+              <w:bottom w:val="single" w:color="000000" w:sz="8" w:space="0"/>
+            </w:tcBorders>
+          </w:tcPr>
+          <w:p>
+            <w:pPr>
+              <w:bidi w:val="0"/>
+              <w:spacing w:line="360" w:lineRule="auto"/>
+              <w:rPr>
+                <w:rFonts w:hint="default"/>
+                <w:b/>
+                <w:bCs/>
+                <w:sz w:val="24"/>
+                <w:szCs w:val="24"/>
+                <w:lang w:val="en-US"/>
+              </w:rPr>
+            </w:pPr>
+            <w:r>
+              <w:rPr>
+                <w:rFonts w:hint="default"/>
+                <w:lang w:val="en-US"/>
+              </w:rPr>
+              <w:t xml:space="preserve">    </w:t>
+            </w:r>
+            <w:r>
+              <w:rPr>
+                <w:b/>
+                <w:bCs/>
+                <w:sz w:val="24"/>
+                <w:szCs w:val="24"/>
+              </w:rPr>
+              <w:t>1a. No Category Selected:</w:t>
+            </w:r>
+          </w:p>
+          <w:p>
+            <w:pPr>
+              <w:numPr>
+                <w:ilvl w:val="0"/>
+                <w:numId w:val="16"/>
+              </w:numPr>
+              <w:bidi w:val="0"/>
+              <w:spacing w:line="360" w:lineRule="auto"/>
+              <w:ind w:left="860" w:leftChars="0" w:hanging="420" w:firstLineChars="0"/>
+              <w:rPr>
+                <w:sz w:val="24"/>
+                <w:szCs w:val="24"/>
+              </w:rPr>
+            </w:pPr>
+            <w:r>
+              <w:rPr>
+                <w:sz w:val="24"/>
+                <w:szCs w:val="24"/>
+              </w:rPr>
+              <w:t>The system displays: “Please select a service category.”</w:t>
+            </w:r>
+          </w:p>
+          <w:p>
+            <w:pPr>
+              <w:numPr>
+                <w:ilvl w:val="0"/>
+                <w:numId w:val="16"/>
+              </w:numPr>
+              <w:bidi w:val="0"/>
+              <w:spacing w:line="360" w:lineRule="auto"/>
+              <w:ind w:left="860" w:leftChars="0" w:hanging="420" w:firstLineChars="0"/>
+              <w:rPr>
+                <w:sz w:val="24"/>
+                <w:szCs w:val="24"/>
+              </w:rPr>
+            </w:pPr>
+            <w:r>
+              <w:rPr>
+                <w:sz w:val="24"/>
+                <w:szCs w:val="24"/>
+              </w:rPr>
+              <w:t>Customer selects Plumber, Electrician, or Cleaner and proceeds</w:t>
+            </w:r>
+          </w:p>
+          <w:p>
+            <w:pPr>
+              <w:numPr>
+                <w:ilvl w:val="0"/>
+                <w:numId w:val="16"/>
+              </w:numPr>
+              <w:bidi w:val="0"/>
+              <w:spacing w:line="360" w:lineRule="auto"/>
+              <w:ind w:left="860" w:leftChars="0" w:hanging="420" w:firstLineChars="0"/>
+              <w:rPr>
+                <w:sz w:val="24"/>
+                <w:szCs w:val="24"/>
+              </w:rPr>
+            </w:pPr>
+            <w:r>
+              <w:rPr>
+                <w:rFonts w:hint="default" w:ascii="Times New Roman" w:hAnsi="Times New Roman" w:eastAsia="SimSun" w:cs="Times New Roman"/>
+                <w:sz w:val="24"/>
+                <w:szCs w:val="24"/>
+              </w:rPr>
+              <w:t>Customer successfully confirmation th</w:t>
+            </w:r>
+            <w:r>
+              <w:rPr>
+                <w:rFonts w:hint="default" w:eastAsia="SimSun" w:cs="Times New Roman"/>
+                <w:sz w:val="24"/>
+                <w:szCs w:val="24"/>
+                <w:lang w:val="en-US"/>
+              </w:rPr>
+              <w:t>e</w:t>
+            </w:r>
+            <w:r>
+              <w:rPr>
+                <w:rFonts w:hint="default" w:ascii="Times New Roman" w:hAnsi="Times New Roman" w:eastAsia="SimSun" w:cs="Times New Roman"/>
+                <w:sz w:val="24"/>
+                <w:szCs w:val="24"/>
+              </w:rPr>
+              <w:t xml:space="preserve"> emergency request </w:t>
+            </w:r>
+          </w:p>
+          <w:p>
+            <w:pPr>
+              <w:bidi w:val="0"/>
+              <w:spacing w:line="360" w:lineRule="auto"/>
+              <w:ind w:firstLine="240" w:firstLineChars="100"/>
+              <w:rPr>
+                <w:b/>
+                <w:bCs/>
+                <w:sz w:val="24"/>
+                <w:szCs w:val="24"/>
+              </w:rPr>
+            </w:pPr>
+            <w:r>
+              <w:rPr>
+                <w:b/>
+                <w:bCs/>
+                <w:sz w:val="24"/>
+                <w:szCs w:val="24"/>
+              </w:rPr>
+              <w:t>1b. No Photo Uploaded:</w:t>
+            </w:r>
+          </w:p>
+          <w:p>
+            <w:pPr>
+              <w:numPr>
+                <w:ilvl w:val="0"/>
+                <w:numId w:val="16"/>
+              </w:numPr>
+              <w:bidi w:val="0"/>
+              <w:spacing w:line="360" w:lineRule="auto"/>
+              <w:ind w:left="860" w:leftChars="0" w:hanging="420" w:firstLineChars="0"/>
+              <w:rPr>
+                <w:sz w:val="24"/>
+                <w:szCs w:val="24"/>
+              </w:rPr>
+            </w:pPr>
+            <w:r>
+              <w:rPr>
+                <w:sz w:val="24"/>
+                <w:szCs w:val="24"/>
+              </w:rPr>
+              <w:t xml:space="preserve">The system prompts: “Please upload a picture of the </w:t>
+            </w:r>
+            <w:r>
+              <w:rPr>
+                <w:rFonts w:hint="default"/>
+                <w:sz w:val="24"/>
+                <w:szCs w:val="24"/>
+                <w:lang w:val="en-US"/>
+              </w:rPr>
+              <w:t xml:space="preserve"> </w:t>
+            </w:r>
+            <w:r>
+              <w:rPr>
+                <w:sz w:val="24"/>
+                <w:szCs w:val="24"/>
+              </w:rPr>
+              <w:t>problem.”</w:t>
+            </w:r>
+          </w:p>
+          <w:p>
+            <w:pPr>
+              <w:numPr>
+                <w:ilvl w:val="0"/>
+                <w:numId w:val="16"/>
+              </w:numPr>
+              <w:bidi w:val="0"/>
+              <w:spacing w:line="360" w:lineRule="auto"/>
+              <w:ind w:left="860" w:leftChars="0" w:hanging="420" w:firstLineChars="0"/>
+              <w:rPr>
+                <w:sz w:val="24"/>
+                <w:szCs w:val="24"/>
+              </w:rPr>
+            </w:pPr>
+            <w:r>
+              <w:rPr>
+                <w:sz w:val="24"/>
+                <w:szCs w:val="24"/>
+              </w:rPr>
+              <w:t>Customer uploads photo and continues.</w:t>
+            </w:r>
+          </w:p>
+          <w:p>
+            <w:pPr>
+              <w:numPr>
+                <w:ilvl w:val="0"/>
+                <w:numId w:val="16"/>
+              </w:numPr>
+              <w:bidi w:val="0"/>
+              <w:spacing w:line="360" w:lineRule="auto"/>
+              <w:ind w:left="860" w:leftChars="0" w:hanging="420" w:firstLineChars="0"/>
+              <w:rPr>
+                <w:sz w:val="24"/>
+                <w:szCs w:val="24"/>
+              </w:rPr>
+            </w:pPr>
+            <w:r>
+              <w:rPr>
+                <w:rFonts w:hint="default" w:ascii="Times New Roman" w:hAnsi="Times New Roman" w:eastAsia="SimSun" w:cs="Times New Roman"/>
+                <w:sz w:val="24"/>
+                <w:szCs w:val="24"/>
+              </w:rPr>
+              <w:t>Customer successfully confirmation th</w:t>
+            </w:r>
+            <w:r>
+              <w:rPr>
+                <w:rFonts w:hint="default" w:eastAsia="SimSun" w:cs="Times New Roman"/>
+                <w:sz w:val="24"/>
+                <w:szCs w:val="24"/>
+                <w:lang w:val="en-US"/>
+              </w:rPr>
+              <w:t>e</w:t>
+            </w:r>
+            <w:r>
+              <w:rPr>
+                <w:rFonts w:hint="default" w:ascii="Times New Roman" w:hAnsi="Times New Roman" w:eastAsia="SimSun" w:cs="Times New Roman"/>
+                <w:sz w:val="24"/>
+                <w:szCs w:val="24"/>
+              </w:rPr>
+              <w:t xml:space="preserve"> emergency request </w:t>
+            </w:r>
+          </w:p>
+          <w:p>
+            <w:pPr>
+              <w:bidi w:val="0"/>
+              <w:spacing w:line="360" w:lineRule="auto"/>
+              <w:ind w:firstLine="240" w:firstLineChars="100"/>
+              <w:rPr>
+                <w:rFonts w:hint="default"/>
+                <w:b/>
+                <w:bCs/>
+                <w:sz w:val="24"/>
+                <w:szCs w:val="24"/>
+                <w:lang w:val="en-US"/>
+              </w:rPr>
+            </w:pPr>
+            <w:r>
+              <w:rPr>
+                <w:b/>
+                <w:bCs/>
+                <w:sz w:val="24"/>
+                <w:szCs w:val="24"/>
+              </w:rPr>
+              <w:t>1c. Location Not Set:</w:t>
+            </w:r>
+          </w:p>
+          <w:p>
+            <w:pPr>
+              <w:numPr>
+                <w:ilvl w:val="0"/>
+                <w:numId w:val="16"/>
+              </w:numPr>
+              <w:bidi w:val="0"/>
+              <w:spacing w:line="360" w:lineRule="auto"/>
+              <w:ind w:left="860" w:leftChars="0" w:hanging="420" w:firstLineChars="0"/>
+              <w:rPr>
+                <w:rFonts w:hint="default"/>
+                <w:sz w:val="24"/>
+                <w:szCs w:val="24"/>
+                <w:lang w:val="en-US"/>
+              </w:rPr>
+            </w:pPr>
+            <w:r>
+              <w:rPr>
+                <w:sz w:val="24"/>
+                <w:szCs w:val="24"/>
+              </w:rPr>
+              <w:t>The system displays: “Location is required for emergency help.”</w:t>
+            </w:r>
+          </w:p>
+          <w:p>
+            <w:pPr>
+              <w:numPr>
+                <w:ilvl w:val="0"/>
+                <w:numId w:val="16"/>
+              </w:numPr>
+              <w:bidi w:val="0"/>
+              <w:spacing w:line="360" w:lineRule="auto"/>
+              <w:ind w:left="860" w:leftChars="0" w:hanging="420" w:firstLineChars="0"/>
+              <w:rPr>
+                <w:sz w:val="24"/>
+                <w:szCs w:val="24"/>
+              </w:rPr>
+            </w:pPr>
+            <w:r>
+              <w:rPr>
+                <w:sz w:val="24"/>
+                <w:szCs w:val="24"/>
+              </w:rPr>
+              <w:t>Customer allows GPS or enters location manually.</w:t>
+            </w:r>
+          </w:p>
+          <w:p>
+            <w:pPr>
+              <w:numPr>
+                <w:ilvl w:val="0"/>
+                <w:numId w:val="16"/>
+              </w:numPr>
+              <w:bidi w:val="0"/>
+              <w:spacing w:line="360" w:lineRule="auto"/>
+              <w:ind w:left="860" w:leftChars="0" w:hanging="420" w:firstLineChars="0"/>
+              <w:rPr>
+                <w:sz w:val="24"/>
+                <w:szCs w:val="24"/>
+              </w:rPr>
+            </w:pPr>
+            <w:r>
+              <w:rPr>
+                <w:rFonts w:hint="default" w:ascii="Times New Roman" w:hAnsi="Times New Roman" w:eastAsia="SimSun" w:cs="Times New Roman"/>
+                <w:sz w:val="24"/>
+                <w:szCs w:val="24"/>
+              </w:rPr>
+              <w:t>Customer successfully confirmation th</w:t>
+            </w:r>
+            <w:r>
+              <w:rPr>
+                <w:rFonts w:hint="default" w:eastAsia="SimSun" w:cs="Times New Roman"/>
+                <w:sz w:val="24"/>
+                <w:szCs w:val="24"/>
+                <w:lang w:val="en-US"/>
+              </w:rPr>
+              <w:t>e</w:t>
+            </w:r>
+            <w:r>
+              <w:rPr>
+                <w:rFonts w:hint="default" w:ascii="Times New Roman" w:hAnsi="Times New Roman" w:eastAsia="SimSun" w:cs="Times New Roman"/>
+                <w:sz w:val="24"/>
+                <w:szCs w:val="24"/>
+              </w:rPr>
+              <w:t xml:space="preserve"> emergency request </w:t>
+            </w:r>
+          </w:p>
+          <w:p>
+            <w:pPr>
+              <w:bidi w:val="0"/>
+              <w:spacing w:line="360" w:lineRule="auto"/>
+              <w:ind w:firstLine="240" w:firstLineChars="100"/>
+              <w:rPr>
+                <w:b/>
+                <w:bCs/>
+                <w:sz w:val="24"/>
+                <w:szCs w:val="24"/>
+              </w:rPr>
+            </w:pPr>
+            <w:r>
+              <w:rPr>
+                <w:b/>
+                <w:bCs/>
+                <w:sz w:val="24"/>
+                <w:szCs w:val="24"/>
+              </w:rPr>
+              <w:t>1d. Bid Form Left Empty:</w:t>
+            </w:r>
+          </w:p>
+          <w:p>
+            <w:pPr>
+              <w:numPr>
+                <w:ilvl w:val="0"/>
+                <w:numId w:val="16"/>
+              </w:numPr>
+              <w:bidi w:val="0"/>
+              <w:spacing w:line="360" w:lineRule="auto"/>
+              <w:ind w:left="860" w:leftChars="0" w:hanging="420" w:firstLineChars="0"/>
+              <w:rPr>
+                <w:sz w:val="24"/>
+                <w:szCs w:val="24"/>
+              </w:rPr>
+            </w:pPr>
+            <w:r>
+              <w:rPr>
+                <w:sz w:val="24"/>
+                <w:szCs w:val="24"/>
+              </w:rPr>
+              <w:t>The system displays: “Please enter an estimated amount and message.”</w:t>
+            </w:r>
+          </w:p>
+          <w:p>
+            <w:pPr>
+              <w:numPr>
+                <w:ilvl w:val="0"/>
+                <w:numId w:val="16"/>
+              </w:numPr>
+              <w:bidi w:val="0"/>
+              <w:spacing w:line="360" w:lineRule="auto"/>
+              <w:ind w:left="860" w:leftChars="0" w:hanging="420" w:firstLineChars="0"/>
+              <w:rPr>
+                <w:sz w:val="24"/>
+                <w:szCs w:val="24"/>
+              </w:rPr>
+            </w:pPr>
+            <w:r>
+              <w:rPr>
+                <w:sz w:val="24"/>
+                <w:szCs w:val="24"/>
+              </w:rPr>
+              <w:t>Customer fills the form and resubmits.</w:t>
+            </w:r>
+          </w:p>
+          <w:p>
+            <w:pPr>
+              <w:numPr>
+                <w:ilvl w:val="0"/>
+                <w:numId w:val="16"/>
+              </w:numPr>
+              <w:bidi w:val="0"/>
+              <w:spacing w:line="360" w:lineRule="auto"/>
+              <w:ind w:left="860" w:leftChars="0" w:hanging="420" w:firstLineChars="0"/>
+              <w:rPr>
+                <w:sz w:val="24"/>
+                <w:szCs w:val="24"/>
+              </w:rPr>
+            </w:pPr>
+            <w:r>
+              <w:rPr>
+                <w:rFonts w:hint="default" w:ascii="Times New Roman" w:hAnsi="Times New Roman" w:eastAsia="SimSun" w:cs="Times New Roman"/>
+                <w:sz w:val="24"/>
+                <w:szCs w:val="24"/>
+              </w:rPr>
+              <w:t>Customer successfully confirmation th</w:t>
+            </w:r>
+            <w:r>
+              <w:rPr>
+                <w:rFonts w:hint="default" w:eastAsia="SimSun" w:cs="Times New Roman"/>
+                <w:sz w:val="24"/>
+                <w:szCs w:val="24"/>
+                <w:lang w:val="en-US"/>
+              </w:rPr>
+              <w:t>e</w:t>
+            </w:r>
+            <w:r>
+              <w:rPr>
+                <w:rFonts w:hint="default" w:ascii="Times New Roman" w:hAnsi="Times New Roman" w:eastAsia="SimSun" w:cs="Times New Roman"/>
+                <w:sz w:val="24"/>
+                <w:szCs w:val="24"/>
+              </w:rPr>
+              <w:t xml:space="preserve"> emergency request </w:t>
+            </w:r>
+            <w:bookmarkStart w:id="0" w:name="_GoBack"/>
+            <w:bookmarkEnd w:id="0"/>
+          </w:p>
+          <w:p>
+            <w:pPr>
+              <w:numPr>
+                <w:numId w:val="0"/>
+              </w:numPr>
+              <w:bidi w:val="0"/>
+              <w:spacing w:line="360" w:lineRule="auto"/>
+              <w:jc w:val="both"/>
+              <w:rPr>
+                <w:rFonts w:hint="default"/>
+                <w:lang w:val="en-US"/>
+              </w:rPr>
+            </w:pPr>
+          </w:p>
+          <w:p>
+            <w:pPr>
+              <w:numPr>
+                <w:ilvl w:val="0"/>
+                <w:numId w:val="0"/>
+              </w:numPr>
+              <w:bidi w:val="0"/>
+              <w:spacing w:line="360" w:lineRule="auto"/>
+              <w:ind w:left="440" w:leftChars="0"/>
+              <w:jc w:val="both"/>
+              <w:rPr>
+                <w:sz w:val="24"/>
+                <w:szCs w:val="24"/>
+              </w:rPr>
+            </w:pPr>
+          </w:p>
+          <w:p>
+            <w:pPr>
+              <w:pStyle w:val="6"/>
+              <w:numPr>
+                <w:ilvl w:val="0"/>
+                <w:numId w:val="0"/>
+              </w:numPr>
+              <w:tabs>
+                <w:tab w:val="left" w:pos="1602"/>
+              </w:tabs>
+              <w:spacing w:before="116" w:line="360" w:lineRule="auto"/>
+              <w:jc w:val="left"/>
+              <w:rPr>
+                <w:rFonts w:hint="default" w:ascii="Times New Roman" w:hAnsi="Times New Roman" w:cs="Times New Roman"/>
+                <w:sz w:val="24"/>
+                <w:szCs w:val="24"/>
+                <w:lang w:val="en-US"/>
+              </w:rPr>
+            </w:pPr>
+          </w:p>
+        </w:tc>
+      </w:tr>
+      <w:tr>
+        <w:tblPrEx>
+          <w:tblBorders>
+            <w:top w:val="single" w:color="000000" w:sz="4" w:space="0"/>
+            <w:left w:val="single" w:color="000000" w:sz="4" w:space="0"/>
+            <w:bottom w:val="single" w:color="000000" w:sz="4" w:space="0"/>
+            <w:right w:val="single" w:color="000000" w:sz="4" w:space="0"/>
+            <w:insideH w:val="single" w:color="000000" w:sz="4" w:space="0"/>
+            <w:insideV w:val="single" w:color="000000" w:sz="4" w:space="0"/>
+          </w:tblBorders>
+          <w:tblCellMar>
+            <w:top w:w="0" w:type="dxa"/>
+            <w:left w:w="0" w:type="dxa"/>
+            <w:bottom w:w="0" w:type="dxa"/>
+            <w:right w:w="0" w:type="dxa"/>
+          </w:tblCellMar>
+        </w:tblPrEx>
+        <w:trPr>
+          <w:trHeight w:val="1120" w:hRule="atLeast"/>
+        </w:trPr>
+        <w:tc>
+          <w:tcPr>
+            <w:tcW w:w="1951" w:type="dxa"/>
+            <w:vAlign w:val="top"/>
+          </w:tcPr>
+          <w:p>
+            <w:pPr>
+              <w:pStyle w:val="6"/>
+              <w:spacing w:before="1" w:line="360" w:lineRule="auto"/>
+              <w:rPr>
+                <w:rFonts w:hint="default" w:ascii="Times New Roman" w:hAnsi="Times New Roman" w:cs="Times New Roman"/>
+                <w:sz w:val="24"/>
+                <w:szCs w:val="24"/>
+              </w:rPr>
+            </w:pPr>
+            <w:r>
+              <w:rPr>
+                <w:rFonts w:hint="default" w:ascii="Times New Roman" w:hAnsi="Times New Roman" w:cs="Times New Roman"/>
+                <w:sz w:val="24"/>
+                <w:szCs w:val="24"/>
+              </w:rPr>
+              <w:t>Technical</w:t>
+            </w:r>
+          </w:p>
+          <w:p>
+            <w:pPr>
+              <w:pStyle w:val="6"/>
+              <w:spacing w:before="137" w:line="360" w:lineRule="auto"/>
+              <w:ind w:left="107" w:leftChars="0"/>
+              <w:rPr>
+                <w:rFonts w:hint="default" w:ascii="Times New Roman" w:hAnsi="Times New Roman" w:cs="Times New Roman"/>
+                <w:spacing w:val="-1"/>
+                <w:sz w:val="24"/>
+                <w:szCs w:val="24"/>
+              </w:rPr>
+            </w:pPr>
+            <w:r>
+              <w:rPr>
+                <w:rFonts w:hint="default" w:ascii="Times New Roman" w:hAnsi="Times New Roman" w:cs="Times New Roman"/>
+                <w:sz w:val="24"/>
+                <w:szCs w:val="24"/>
+              </w:rPr>
+              <w:t>Requirements</w:t>
+            </w:r>
+          </w:p>
+        </w:tc>
+        <w:tc>
+          <w:tcPr>
+            <w:tcW w:w="7090" w:type="dxa"/>
+            <w:gridSpan w:val="4"/>
+            <w:tcBorders>
+              <w:top w:val="single" w:color="000000" w:sz="8" w:space="0"/>
+            </w:tcBorders>
+            <w:vAlign w:val="top"/>
+          </w:tcPr>
+          <w:p>
+            <w:pPr>
+              <w:pStyle w:val="6"/>
+              <w:spacing w:before="1" w:line="360" w:lineRule="auto"/>
+              <w:rPr>
+                <w:rFonts w:hint="default" w:ascii="Times New Roman" w:hAnsi="Times New Roman" w:cs="Times New Roman"/>
+                <w:sz w:val="24"/>
+                <w:szCs w:val="24"/>
+                <w:lang w:val="en-US"/>
+              </w:rPr>
+            </w:pPr>
+            <w:r>
+              <w:rPr>
+                <w:rFonts w:hint="default" w:ascii="Times New Roman" w:hAnsi="Times New Roman" w:cs="Times New Roman"/>
+                <w:sz w:val="24"/>
+                <w:szCs w:val="24"/>
+                <w:lang w:val="en-US"/>
+              </w:rPr>
+              <w:t>Custome</w:t>
+            </w:r>
+            <w:r>
+              <w:rPr>
+                <w:rFonts w:hint="default" w:ascii="Times New Roman" w:hAnsi="Times New Roman" w:cs="Times New Roman"/>
+                <w:spacing w:val="41"/>
+                <w:sz w:val="24"/>
+                <w:szCs w:val="24"/>
+                <w:lang w:val="en-US"/>
+              </w:rPr>
+              <w:t>r</w:t>
+            </w:r>
+            <w:r>
+              <w:rPr>
+                <w:rFonts w:hint="default" w:ascii="Times New Roman" w:hAnsi="Times New Roman" w:cs="Times New Roman"/>
+                <w:spacing w:val="41"/>
+                <w:sz w:val="24"/>
+                <w:szCs w:val="24"/>
+              </w:rPr>
+              <w:t xml:space="preserve"> </w:t>
+            </w:r>
+            <w:r>
+              <w:rPr>
+                <w:rFonts w:hint="default" w:ascii="Times New Roman" w:hAnsi="Times New Roman" w:cs="Times New Roman"/>
+                <w:sz w:val="24"/>
+                <w:szCs w:val="24"/>
+              </w:rPr>
+              <w:t>must</w:t>
+            </w:r>
+            <w:r>
+              <w:rPr>
+                <w:rFonts w:hint="default" w:ascii="Times New Roman" w:hAnsi="Times New Roman" w:cs="Times New Roman"/>
+                <w:spacing w:val="42"/>
+                <w:sz w:val="24"/>
+                <w:szCs w:val="24"/>
+              </w:rPr>
+              <w:t xml:space="preserve"> </w:t>
+            </w:r>
+            <w:r>
+              <w:rPr>
+                <w:rFonts w:hint="default" w:ascii="Times New Roman" w:hAnsi="Times New Roman" w:cs="Times New Roman"/>
+                <w:sz w:val="24"/>
+                <w:szCs w:val="24"/>
+              </w:rPr>
+              <w:t>have</w:t>
+            </w:r>
+            <w:r>
+              <w:rPr>
+                <w:rFonts w:hint="default" w:ascii="Times New Roman" w:hAnsi="Times New Roman" w:cs="Times New Roman"/>
+                <w:spacing w:val="41"/>
+                <w:sz w:val="24"/>
+                <w:szCs w:val="24"/>
+              </w:rPr>
+              <w:t xml:space="preserve"> </w:t>
+            </w:r>
+            <w:r>
+              <w:rPr>
+                <w:rFonts w:hint="default" w:ascii="Times New Roman" w:hAnsi="Times New Roman" w:cs="Times New Roman"/>
+                <w:sz w:val="24"/>
+                <w:szCs w:val="24"/>
+              </w:rPr>
+              <w:t>a</w:t>
+            </w:r>
+            <w:r>
+              <w:rPr>
+                <w:rFonts w:hint="default" w:ascii="Times New Roman" w:hAnsi="Times New Roman" w:cs="Times New Roman"/>
+                <w:spacing w:val="41"/>
+                <w:sz w:val="24"/>
+                <w:szCs w:val="24"/>
+              </w:rPr>
+              <w:t xml:space="preserve"> </w:t>
+            </w:r>
+            <w:r>
+              <w:rPr>
+                <w:rFonts w:hint="default" w:ascii="Times New Roman" w:hAnsi="Times New Roman" w:cs="Times New Roman"/>
+                <w:sz w:val="24"/>
+                <w:szCs w:val="24"/>
+              </w:rPr>
+              <w:t>device</w:t>
+            </w:r>
+            <w:r>
+              <w:rPr>
+                <w:rFonts w:hint="default" w:ascii="Times New Roman" w:hAnsi="Times New Roman" w:cs="Times New Roman"/>
+                <w:spacing w:val="40"/>
+                <w:sz w:val="24"/>
+                <w:szCs w:val="24"/>
+              </w:rPr>
+              <w:t xml:space="preserve"> </w:t>
+            </w:r>
+            <w:r>
+              <w:rPr>
+                <w:rFonts w:hint="default" w:ascii="Times New Roman" w:hAnsi="Times New Roman" w:cs="Times New Roman"/>
+                <w:sz w:val="24"/>
+                <w:szCs w:val="24"/>
+              </w:rPr>
+              <w:t>capable</w:t>
+            </w:r>
+            <w:r>
+              <w:rPr>
+                <w:rFonts w:hint="default" w:ascii="Times New Roman" w:hAnsi="Times New Roman" w:cs="Times New Roman"/>
+                <w:spacing w:val="41"/>
+                <w:sz w:val="24"/>
+                <w:szCs w:val="24"/>
+              </w:rPr>
+              <w:t xml:space="preserve"> </w:t>
+            </w:r>
+            <w:r>
+              <w:rPr>
+                <w:rFonts w:hint="default" w:ascii="Times New Roman" w:hAnsi="Times New Roman" w:cs="Times New Roman"/>
+                <w:sz w:val="24"/>
+                <w:szCs w:val="24"/>
+              </w:rPr>
+              <w:t>to</w:t>
+            </w:r>
+            <w:r>
+              <w:rPr>
+                <w:rFonts w:hint="default" w:ascii="Times New Roman" w:hAnsi="Times New Roman" w:cs="Times New Roman"/>
+                <w:spacing w:val="42"/>
+                <w:sz w:val="24"/>
+                <w:szCs w:val="24"/>
+              </w:rPr>
+              <w:t xml:space="preserve"> </w:t>
+            </w:r>
+            <w:r>
+              <w:rPr>
+                <w:rFonts w:hint="default" w:ascii="Times New Roman" w:hAnsi="Times New Roman" w:cs="Times New Roman"/>
+                <w:sz w:val="24"/>
+                <w:szCs w:val="24"/>
+              </w:rPr>
+              <w:t>run</w:t>
+            </w:r>
+            <w:r>
+              <w:rPr>
+                <w:rFonts w:hint="default" w:ascii="Times New Roman" w:hAnsi="Times New Roman" w:cs="Times New Roman"/>
+                <w:spacing w:val="45"/>
+                <w:sz w:val="24"/>
+                <w:szCs w:val="24"/>
+              </w:rPr>
+              <w:t xml:space="preserve"> </w:t>
+            </w:r>
+            <w:r>
+              <w:rPr>
+                <w:rFonts w:hint="default" w:ascii="Times New Roman" w:hAnsi="Times New Roman" w:cs="Times New Roman"/>
+                <w:sz w:val="24"/>
+                <w:szCs w:val="24"/>
+              </w:rPr>
+              <w:t>Mobile</w:t>
+            </w:r>
+            <w:r>
+              <w:rPr>
+                <w:rFonts w:hint="default" w:ascii="Times New Roman" w:hAnsi="Times New Roman" w:cs="Times New Roman"/>
+                <w:spacing w:val="41"/>
+                <w:sz w:val="24"/>
+                <w:szCs w:val="24"/>
+              </w:rPr>
+              <w:t xml:space="preserve"> </w:t>
+            </w:r>
+            <w:r>
+              <w:rPr>
+                <w:rFonts w:hint="default" w:ascii="Times New Roman" w:hAnsi="Times New Roman" w:cs="Times New Roman"/>
+                <w:sz w:val="24"/>
+                <w:szCs w:val="24"/>
+              </w:rPr>
+              <w:t>Application</w:t>
+            </w:r>
+            <w:r>
+              <w:rPr>
+                <w:rFonts w:hint="default" w:ascii="Times New Roman" w:hAnsi="Times New Roman" w:cs="Times New Roman"/>
+                <w:spacing w:val="43"/>
+                <w:sz w:val="24"/>
+                <w:szCs w:val="24"/>
+              </w:rPr>
+              <w:t xml:space="preserve"> </w:t>
+            </w:r>
+            <w:r>
+              <w:rPr>
+                <w:rFonts w:hint="default" w:ascii="Times New Roman" w:hAnsi="Times New Roman" w:cs="Times New Roman"/>
+                <w:sz w:val="24"/>
+                <w:szCs w:val="24"/>
+              </w:rPr>
+              <w:t>and</w:t>
+            </w:r>
+            <w:r>
+              <w:rPr>
+                <w:rFonts w:hint="default" w:ascii="Times New Roman" w:hAnsi="Times New Roman" w:cs="Times New Roman"/>
+                <w:sz w:val="24"/>
+                <w:szCs w:val="24"/>
+                <w:lang w:val="en-US"/>
+              </w:rPr>
+              <w:t xml:space="preserve"> </w:t>
+            </w:r>
+            <w:r>
+              <w:rPr>
+                <w:rFonts w:hint="default" w:ascii="Times New Roman" w:hAnsi="Times New Roman" w:cs="Times New Roman"/>
+                <w:sz w:val="24"/>
+                <w:szCs w:val="24"/>
+              </w:rPr>
+              <w:t>internet</w:t>
+            </w:r>
+            <w:r>
+              <w:rPr>
+                <w:rFonts w:hint="default" w:ascii="Times New Roman" w:hAnsi="Times New Roman" w:cs="Times New Roman"/>
+                <w:spacing w:val="-2"/>
+                <w:sz w:val="24"/>
+                <w:szCs w:val="24"/>
+              </w:rPr>
+              <w:t xml:space="preserve"> </w:t>
+            </w:r>
+            <w:r>
+              <w:rPr>
+                <w:rFonts w:hint="default" w:ascii="Times New Roman" w:hAnsi="Times New Roman" w:cs="Times New Roman"/>
+                <w:sz w:val="24"/>
+                <w:szCs w:val="24"/>
+              </w:rPr>
+              <w:t>connection.</w:t>
+            </w:r>
+          </w:p>
+        </w:tc>
+      </w:tr>
+    </w:tbl>
     <w:p>
       <w:pPr>
         <w:jc w:val="left"/>
@@ -21864,6 +25145,18 @@
     </w:lvl>
   </w:abstractNum>
   <w:abstractNum w:abstractNumId="4">
+    <w:nsid w:val="B9A03063"/>
+    <w:multiLevelType w:val="singleLevel"/>
+    <w:tmpl w:val="B9A03063"/>
+    <w:lvl w:ilvl="0" w:tentative="0">
+      <w:start w:val="3"/>
+      <w:numFmt w:val="decimal"/>
+      <w:suff w:val="space"/>
+      <w:lvlText w:val="%1."/>
+      <w:lvlJc w:val="left"/>
+    </w:lvl>
+  </w:abstractNum>
+  <w:abstractNum w:abstractNumId="5">
     <w:nsid w:val="09DF3576"/>
     <w:multiLevelType w:val="singleLevel"/>
     <w:tmpl w:val="09DF3576"/>
@@ -21885,7 +25178,56 @@
       </w:rPr>
     </w:lvl>
   </w:abstractNum>
-  <w:abstractNum w:abstractNumId="5">
+  <w:abstractNum w:abstractNumId="6">
+    <w:nsid w:val="3966CF87"/>
+    <w:multiLevelType w:val="singleLevel"/>
+    <w:tmpl w:val="3966CF87"/>
+    <w:lvl w:ilvl="0" w:tentative="0">
+      <w:start w:val="11"/>
+      <w:numFmt w:val="decimal"/>
+      <w:suff w:val="space"/>
+      <w:lvlText w:val="%1."/>
+      <w:lvlJc w:val="left"/>
+    </w:lvl>
+  </w:abstractNum>
+  <w:abstractNum w:abstractNumId="7">
+    <w:nsid w:val="3D83319A"/>
+    <w:multiLevelType w:val="singleLevel"/>
+    <w:tmpl w:val="3D83319A"/>
+    <w:lvl w:ilvl="0" w:tentative="0">
+      <w:start w:val="8"/>
+      <w:numFmt w:val="decimal"/>
+      <w:suff w:val="space"/>
+      <w:lvlText w:val="%1."/>
+      <w:lvlJc w:val="left"/>
+      <w:pPr>
+        <w:ind w:left="180" w:leftChars="0" w:firstLine="0" w:firstLineChars="0"/>
+      </w:pPr>
+    </w:lvl>
+  </w:abstractNum>
+  <w:abstractNum w:abstractNumId="8">
+    <w:nsid w:val="41A09227"/>
+    <w:multiLevelType w:val="singleLevel"/>
+    <w:tmpl w:val="41A09227"/>
+    <w:lvl w:ilvl="0" w:tentative="0">
+      <w:start w:val="1"/>
+      <w:numFmt w:val="bullet"/>
+      <w:lvlText w:val=""/>
+      <w:lvlJc w:val="left"/>
+      <w:pPr>
+        <w:tabs>
+          <w:tab w:val="left" w:pos="420"/>
+        </w:tabs>
+        <w:ind w:left="860" w:leftChars="0" w:hanging="420" w:firstLineChars="0"/>
+      </w:pPr>
+      <w:rPr>
+        <w:rFonts w:hint="default" w:ascii="Wingdings" w:hAnsi="Wingdings"/>
+        <w:sz w:val="15"/>
+        <w:szCs w:val="15"/>
+      </w:rPr>
+    </w:lvl>
+  </w:abstractNum>
+  <w:abstractNum w:abstractNumId="9">
     <w:nsid w:val="45D965CE"/>
     <w:multiLevelType w:val="multilevel"/>
     <w:tmpl w:val="45D965CE"/>
@@ -22010,7 +25352,7 @@
       </w:rPr>
     </w:lvl>
   </w:abstractNum>
-  <w:abstractNum w:abstractNumId="6">
+  <w:abstractNum w:abstractNumId="10">
     <w:nsid w:val="4B8D09C9"/>
     <w:multiLevelType w:val="singleLevel"/>
     <w:tmpl w:val="4B8D09C9"/>
@@ -22032,7 +25374,7 @@
       </w:rPr>
     </w:lvl>
   </w:abstractNum>
-  <w:abstractNum w:abstractNumId="7">
+  <w:abstractNum w:abstractNumId="11">
     <w:nsid w:val="4C0750A6"/>
     <w:multiLevelType w:val="singleLevel"/>
     <w:tmpl w:val="4C0750A6"/>
@@ -22054,7 +25396,7 @@
       </w:rPr>
     </w:lvl>
   </w:abstractNum>
-  <w:abstractNum w:abstractNumId="8">
+  <w:abstractNum w:abstractNumId="12">
     <w:nsid w:val="4DED3D8B"/>
     <w:multiLevelType w:val="singleLevel"/>
     <w:tmpl w:val="4DED3D8B"/>
@@ -22076,7 +25418,7 @@
       </w:rPr>
     </w:lvl>
   </w:abstractNum>
-  <w:abstractNum w:abstractNumId="9">
+  <w:abstractNum w:abstractNumId="13">
     <w:nsid w:val="4FF433E3"/>
     <w:multiLevelType w:val="singleLevel"/>
     <w:tmpl w:val="4FF433E3"/>
@@ -22091,7 +25433,7 @@
       </w:pPr>
     </w:lvl>
   </w:abstractNum>
-  <w:abstractNum w:abstractNumId="10">
+  <w:abstractNum w:abstractNumId="14">
     <w:nsid w:val="59CC2D51"/>
     <w:multiLevelType w:val="multilevel"/>
     <w:tmpl w:val="59CC2D51"/>
@@ -22216,7 +25558,7 @@
       </w:rPr>
     </w:lvl>
   </w:abstractNum>
-  <w:abstractNum w:abstractNumId="11">
+  <w:abstractNum w:abstractNumId="15">
     <w:nsid w:val="65EE24E7"/>
     <w:multiLevelType w:val="singleLevel"/>
     <w:tmpl w:val="65EE24E7"/>
@@ -22239,40 +25581,52 @@
     </w:lvl>
   </w:abstractNum>
   <w:num w:numId="1">
-    <w:abstractNumId w:val="6"/>
+    <w:abstractNumId w:val="10"/>
   </w:num>
   <w:num w:numId="2">
-    <w:abstractNumId w:val="5"/>
+    <w:abstractNumId w:val="9"/>
   </w:num>
   <w:num w:numId="3">
-    <w:abstractNumId w:val="10"/>
+    <w:abstractNumId w:val="14"/>
   </w:num>
   <w:num w:numId="4">
-    <w:abstractNumId w:val="4"/>
+    <w:abstractNumId w:val="5"/>
   </w:num>
   <w:num w:numId="5">
     <w:abstractNumId w:val="2"/>
   </w:num>
   <w:num w:numId="6">
-    <w:abstractNumId w:val="9"/>
+    <w:abstractNumId w:val="13"/>
   </w:num>
   <w:num w:numId="7">
     <w:abstractNumId w:val="0"/>
   </w:num>
   <w:num w:numId="8">
-    <w:abstractNumId w:val="11"/>
+    <w:abstractNumId w:val="15"/>
   </w:num>
   <w:num w:numId="9">
-    <w:abstractNumId w:val="7"/>
+    <w:abstractNumId w:val="11"/>
   </w:num>
   <w:num w:numId="10">
     <w:abstractNumId w:val="1"/>
   </w:num>
   <w:num w:numId="11">
-    <w:abstractNumId w:val="8"/>
+    <w:abstractNumId w:val="12"/>
   </w:num>
   <w:num w:numId="12">
     <w:abstractNumId w:val="3"/>
+  </w:num>
+  <w:num w:numId="13">
+    <w:abstractNumId w:val="4"/>
+  </w:num>
+  <w:num w:numId="14">
+    <w:abstractNumId w:val="6"/>
+  </w:num>
+  <w:num w:numId="15">
+    <w:abstractNumId w:val="7"/>
+  </w:num>
+  <w:num w:numId="16">
+    <w:abstractNumId w:val="8"/>
   </w:num>
 </w:numbering>
 </file>
